--- a/docs/generated/docx/architecture/Domain_Model.docx
+++ b/docs/generated/docx/architecture/Domain_Model.docx
@@ -41,7 +41,7 @@
         <w:pStyle w:val="FirstParagraph"/>
       </w:pPr>
       <w:r>
-        <w:t xml:space="preserve">This document describes the business domain of Trading Platform Pro.</w:t>
+        <w:t xml:space="preserve">This document defines the business domain model of Trading Platform Pro and its primary application, the Trading Cockpit.</w:t>
       </w:r>
     </w:p>
     <w:p>
@@ -49,7 +49,15 @@
         <w:pStyle w:val="BodyText"/>
       </w:pPr>
       <w:r>
-        <w:t xml:space="preserve">The Domain Model represents the core business concepts of the platform and remains independent from technical implementation details.</w:t>
+        <w:t xml:space="preserve">The Domain Model represents trading concepts, business rules, state transitions and invariants.</w:t>
+      </w:r>
+    </w:p>
+    <w:p>
+      <w:pPr>
+        <w:pStyle w:val="BodyText"/>
+      </w:pPr>
+      <w:r>
+        <w:t xml:space="preserve">The Domain remains independent from technical implementation details, UI frameworks, persistence technologies and external providers.</w:t>
       </w:r>
     </w:p>
     <w:p>
@@ -74,7 +82,7 @@
         <w:pStyle w:val="FirstParagraph"/>
       </w:pPr>
       <w:r>
-        <w:t xml:space="preserve">The Domain layer contains the business knowledge of the application.</w:t>
+        <w:t xml:space="preserve">The Domain contains business knowledge.</w:t>
       </w:r>
     </w:p>
     <w:p>
@@ -94,7 +102,7 @@
         </w:numPr>
       </w:pPr>
       <w:r>
-        <w:t xml:space="preserve">business entities</w:t>
+        <w:t xml:space="preserve">Entities</w:t>
       </w:r>
     </w:p>
     <w:p>
@@ -106,7 +114,7 @@
         </w:numPr>
       </w:pPr>
       <w:r>
-        <w:t xml:space="preserve">business rules</w:t>
+        <w:t xml:space="preserve">Value Objects</w:t>
       </w:r>
     </w:p>
     <w:p>
@@ -118,7 +126,7 @@
         </w:numPr>
       </w:pPr>
       <w:r>
-        <w:t xml:space="preserve">value objects</w:t>
+        <w:t xml:space="preserve">Aggregates</w:t>
       </w:r>
     </w:p>
     <w:p>
@@ -130,7 +138,7 @@
         </w:numPr>
       </w:pPr>
       <w:r>
-        <w:t xml:space="preserve">aggregates</w:t>
+        <w:t xml:space="preserve">Domain Services</w:t>
       </w:r>
     </w:p>
     <w:p>
@@ -142,7 +150,7 @@
         </w:numPr>
       </w:pPr>
       <w:r>
-        <w:t xml:space="preserve">domain services</w:t>
+        <w:t xml:space="preserve">Domain Rules</w:t>
       </w:r>
     </w:p>
     <w:p>
@@ -154,15 +162,35 @@
         </w:numPr>
       </w:pPr>
       <w:r>
-        <w:t xml:space="preserve">domain events</w:t>
-      </w:r>
-    </w:p>
-    <w:p>
-      <w:pPr>
-        <w:pStyle w:val="FirstParagraph"/>
-      </w:pPr>
-      <w:r>
-        <w:t xml:space="preserve">No infrastructure concerns are allowed inside the Domain.</w:t>
+        <w:t xml:space="preserve">Domain Events</w:t>
+      </w:r>
+    </w:p>
+    <w:p>
+      <w:pPr>
+        <w:pStyle w:val="Compact"/>
+        <w:numPr>
+          <w:ilvl w:val="0"/>
+          <w:numId w:val="1001"/>
+        </w:numPr>
+      </w:pPr>
+      <w:r>
+        <w:t xml:space="preserve">Domain Exceptions</w:t>
+      </w:r>
+    </w:p>
+    <w:p>
+      <w:pPr>
+        <w:pStyle w:val="FirstParagraph"/>
+      </w:pPr>
+      <w:r>
+        <w:t xml:space="preserve">Technical concerns do not belong in the Domain.</w:t>
+      </w:r>
+    </w:p>
+    <w:p>
+      <w:pPr>
+        <w:pStyle w:val="BodyText"/>
+      </w:pPr>
+      <w:r>
+        <w:t xml:space="preserve">The Domain shall use explicit trading language.</w:t>
       </w:r>
     </w:p>
     <w:p>
@@ -173,21 +201,137 @@
       </w:r>
     </w:p>
     <w:bookmarkEnd w:id="11"/>
-    <w:bookmarkStart w:id="12" w:name="core-domains"/>
+    <w:bookmarkStart w:id="12" w:name="core-domain-capabilities"/>
     <w:p>
       <w:pPr>
         <w:pStyle w:val="Heading1"/>
       </w:pPr>
       <w:r>
-        <w:t xml:space="preserve">Core Domains</w:t>
-      </w:r>
-    </w:p>
-    <w:p>
-      <w:pPr>
-        <w:pStyle w:val="FirstParagraph"/>
-      </w:pPr>
-      <w:r>
-        <w:t xml:space="preserve">Trading Platform Pro consists of several bounded domains.</w:t>
+        <w:t xml:space="preserve">Core Domain Capabilities</w:t>
+      </w:r>
+    </w:p>
+    <w:p>
+      <w:pPr>
+        <w:pStyle w:val="FirstParagraph"/>
+      </w:pPr>
+      <w:r>
+        <w:t xml:space="preserve">The initial Trading Cockpit domain is organized around the following business capabilities:</w:t>
+      </w:r>
+    </w:p>
+    <w:p>
+      <w:pPr>
+        <w:pStyle w:val="Compact"/>
+        <w:numPr>
+          <w:ilvl w:val="0"/>
+          <w:numId w:val="1002"/>
+        </w:numPr>
+      </w:pPr>
+      <w:r>
+        <w:t xml:space="preserve">Instruments</w:t>
+      </w:r>
+    </w:p>
+    <w:p>
+      <w:pPr>
+        <w:pStyle w:val="Compact"/>
+        <w:numPr>
+          <w:ilvl w:val="0"/>
+          <w:numId w:val="1002"/>
+        </w:numPr>
+      </w:pPr>
+      <w:r>
+        <w:t xml:space="preserve">Watchlists</w:t>
+      </w:r>
+    </w:p>
+    <w:p>
+      <w:pPr>
+        <w:pStyle w:val="Compact"/>
+        <w:numPr>
+          <w:ilvl w:val="0"/>
+          <w:numId w:val="1002"/>
+        </w:numPr>
+      </w:pPr>
+      <w:r>
+        <w:t xml:space="preserve">Trading Candidates</w:t>
+      </w:r>
+    </w:p>
+    <w:p>
+      <w:pPr>
+        <w:pStyle w:val="Compact"/>
+        <w:numPr>
+          <w:ilvl w:val="0"/>
+          <w:numId w:val="1002"/>
+        </w:numPr>
+      </w:pPr>
+      <w:r>
+        <w:t xml:space="preserve">Trading Decisions</w:t>
+      </w:r>
+    </w:p>
+    <w:p>
+      <w:pPr>
+        <w:pStyle w:val="Compact"/>
+        <w:numPr>
+          <w:ilvl w:val="0"/>
+          <w:numId w:val="1002"/>
+        </w:numPr>
+      </w:pPr>
+      <w:r>
+        <w:t xml:space="preserve">Portfolio</w:t>
+      </w:r>
+    </w:p>
+    <w:p>
+      <w:pPr>
+        <w:pStyle w:val="Compact"/>
+        <w:numPr>
+          <w:ilvl w:val="0"/>
+          <w:numId w:val="1002"/>
+        </w:numPr>
+      </w:pPr>
+      <w:r>
+        <w:t xml:space="preserve">Positions</w:t>
+      </w:r>
+    </w:p>
+    <w:p>
+      <w:pPr>
+        <w:pStyle w:val="Compact"/>
+        <w:numPr>
+          <w:ilvl w:val="0"/>
+          <w:numId w:val="1002"/>
+        </w:numPr>
+      </w:pPr>
+      <w:r>
+        <w:t xml:space="preserve">Orders</w:t>
+      </w:r>
+    </w:p>
+    <w:p>
+      <w:pPr>
+        <w:pStyle w:val="Compact"/>
+        <w:numPr>
+          <w:ilvl w:val="0"/>
+          <w:numId w:val="1002"/>
+        </w:numPr>
+      </w:pPr>
+      <w:r>
+        <w:t xml:space="preserve">Risk</w:t>
+      </w:r>
+    </w:p>
+    <w:p>
+      <w:pPr>
+        <w:pStyle w:val="Compact"/>
+        <w:numPr>
+          <w:ilvl w:val="0"/>
+          <w:numId w:val="1002"/>
+        </w:numPr>
+      </w:pPr>
+      <w:r>
+        <w:t xml:space="preserve">Trading Review</w:t>
+      </w:r>
+    </w:p>
+    <w:p>
+      <w:pPr>
+        <w:pStyle w:val="FirstParagraph"/>
+      </w:pPr>
+      <w:r>
+        <w:t xml:space="preserve">Market Data supports trading workflows but external market data acquisition remains an infrastructure capability.</w:t>
       </w:r>
     </w:p>
     <w:p>
@@ -195,135 +339,7 @@
         <w:pStyle w:val="BodyText"/>
       </w:pPr>
       <w:r>
-        <w:t xml:space="preserve">Major domains include:</w:t>
-      </w:r>
-    </w:p>
-    <w:p>
-      <w:pPr>
-        <w:pStyle w:val="Compact"/>
-        <w:numPr>
-          <w:ilvl w:val="0"/>
-          <w:numId w:val="1002"/>
-        </w:numPr>
-      </w:pPr>
-      <w:r>
-        <w:t xml:space="preserve">Market</w:t>
-      </w:r>
-    </w:p>
-    <w:p>
-      <w:pPr>
-        <w:pStyle w:val="Compact"/>
-        <w:numPr>
-          <w:ilvl w:val="0"/>
-          <w:numId w:val="1002"/>
-        </w:numPr>
-      </w:pPr>
-      <w:r>
-        <w:t xml:space="preserve">Trading</w:t>
-      </w:r>
-    </w:p>
-    <w:p>
-      <w:pPr>
-        <w:pStyle w:val="Compact"/>
-        <w:numPr>
-          <w:ilvl w:val="0"/>
-          <w:numId w:val="1002"/>
-        </w:numPr>
-      </w:pPr>
-      <w:r>
-        <w:t xml:space="preserve">Portfolio</w:t>
-      </w:r>
-    </w:p>
-    <w:p>
-      <w:pPr>
-        <w:pStyle w:val="Compact"/>
-        <w:numPr>
-          <w:ilvl w:val="0"/>
-          <w:numId w:val="1002"/>
-        </w:numPr>
-      </w:pPr>
-      <w:r>
-        <w:t xml:space="preserve">Risk</w:t>
-      </w:r>
-    </w:p>
-    <w:p>
-      <w:pPr>
-        <w:pStyle w:val="Compact"/>
-        <w:numPr>
-          <w:ilvl w:val="0"/>
-          <w:numId w:val="1002"/>
-        </w:numPr>
-      </w:pPr>
-      <w:r>
-        <w:t xml:space="preserve">Orders</w:t>
-      </w:r>
-    </w:p>
-    <w:p>
-      <w:pPr>
-        <w:pStyle w:val="Compact"/>
-        <w:numPr>
-          <w:ilvl w:val="0"/>
-          <w:numId w:val="1002"/>
-        </w:numPr>
-      </w:pPr>
-      <w:r>
-        <w:t xml:space="preserve">Positions</w:t>
-      </w:r>
-    </w:p>
-    <w:p>
-      <w:pPr>
-        <w:pStyle w:val="Compact"/>
-        <w:numPr>
-          <w:ilvl w:val="0"/>
-          <w:numId w:val="1002"/>
-        </w:numPr>
-      </w:pPr>
-      <w:r>
-        <w:t xml:space="preserve">Strategies</w:t>
-      </w:r>
-    </w:p>
-    <w:p>
-      <w:pPr>
-        <w:pStyle w:val="Compact"/>
-        <w:numPr>
-          <w:ilvl w:val="0"/>
-          <w:numId w:val="1002"/>
-        </w:numPr>
-      </w:pPr>
-      <w:r>
-        <w:t xml:space="preserve">Reporting</w:t>
-      </w:r>
-    </w:p>
-    <w:p>
-      <w:pPr>
-        <w:pStyle w:val="Compact"/>
-        <w:numPr>
-          <w:ilvl w:val="0"/>
-          <w:numId w:val="1002"/>
-        </w:numPr>
-      </w:pPr>
-      <w:r>
-        <w:t xml:space="preserve">Configuration</w:t>
-      </w:r>
-    </w:p>
-    <w:p>
-      <w:pPr>
-        <w:pStyle w:val="Compact"/>
-        <w:numPr>
-          <w:ilvl w:val="0"/>
-          <w:numId w:val="1002"/>
-        </w:numPr>
-      </w:pPr>
-      <w:r>
-        <w:t xml:space="preserve">Decision Center</w:t>
-      </w:r>
-    </w:p>
-    <w:p>
-      <w:pPr>
-        <w:pStyle w:val="FirstParagraph"/>
-      </w:pPr>
-      <w:r>
-        <w:t xml:space="preserve">Each domain evolves independently while following common architectural principles.</w:t>
+        <w:t xml:space="preserve">Workspace management, configuration and logging are not business domains.</w:t>
       </w:r>
     </w:p>
     <w:p>
@@ -334,21 +350,46 @@
       </w:r>
     </w:p>
     <w:bookmarkEnd w:id="12"/>
-    <w:bookmarkStart w:id="13" w:name="main-business-entities"/>
+    <w:bookmarkStart w:id="15" w:name="instruments"/>
     <w:p>
       <w:pPr>
         <w:pStyle w:val="Heading1"/>
       </w:pPr>
       <w:r>
-        <w:t xml:space="preserve">Main Business Entities</w:t>
-      </w:r>
-    </w:p>
-    <w:p>
-      <w:pPr>
-        <w:pStyle w:val="FirstParagraph"/>
-      </w:pPr>
-      <w:r>
-        <w:t xml:space="preserve">Examples of entities:</w:t>
+        <w:t xml:space="preserve">Instruments</w:t>
+      </w:r>
+    </w:p>
+    <w:p>
+      <w:pPr>
+        <w:pStyle w:val="FirstParagraph"/>
+      </w:pPr>
+      <w:r>
+        <w:t xml:space="preserve">The Instrument capability represents tradeable financial instruments.</w:t>
+      </w:r>
+    </w:p>
+    <w:bookmarkStart w:id="13" w:name="instrument"/>
+    <w:p>
+      <w:pPr>
+        <w:pStyle w:val="Heading2"/>
+      </w:pPr>
+      <w:r>
+        <w:t xml:space="preserve">Instrument</w:t>
+      </w:r>
+    </w:p>
+    <w:p>
+      <w:pPr>
+        <w:pStyle w:val="FirstParagraph"/>
+      </w:pPr>
+      <w:r>
+        <w:t xml:space="preserve">An Instrument has identity and represents a financial product.</w:t>
+      </w:r>
+    </w:p>
+    <w:p>
+      <w:pPr>
+        <w:pStyle w:val="BodyText"/>
+      </w:pPr>
+      <w:r>
+        <w:t xml:space="preserve">Typical attributes may include:</w:t>
       </w:r>
     </w:p>
     <w:p>
@@ -360,7 +401,7 @@
         </w:numPr>
       </w:pPr>
       <w:r>
-        <w:t xml:space="preserve">Account</w:t>
+        <w:t xml:space="preserve">InstrumentId</w:t>
       </w:r>
     </w:p>
     <w:p>
@@ -372,7 +413,7 @@
         </w:numPr>
       </w:pPr>
       <w:r>
-        <w:t xml:space="preserve">Portfolio</w:t>
+        <w:t xml:space="preserve">Symbol</w:t>
       </w:r>
     </w:p>
     <w:p>
@@ -384,7 +425,7 @@
         </w:numPr>
       </w:pPr>
       <w:r>
-        <w:t xml:space="preserve">Position</w:t>
+        <w:t xml:space="preserve">Name</w:t>
       </w:r>
     </w:p>
     <w:p>
@@ -396,7 +437,7 @@
         </w:numPr>
       </w:pPr>
       <w:r>
-        <w:t xml:space="preserve">Order</w:t>
+        <w:t xml:space="preserve">InstrumentType</w:t>
       </w:r>
     </w:p>
     <w:p>
@@ -408,7 +449,7 @@
         </w:numPr>
       </w:pPr>
       <w:r>
-        <w:t xml:space="preserve">Trade</w:t>
+        <w:t xml:space="preserve">Exchange</w:t>
       </w:r>
     </w:p>
     <w:p>
@@ -420,51 +461,89 @@
         </w:numPr>
       </w:pPr>
       <w:r>
-        <w:t xml:space="preserve">Instrument</w:t>
-      </w:r>
-    </w:p>
-    <w:p>
-      <w:pPr>
-        <w:pStyle w:val="Compact"/>
-        <w:numPr>
-          <w:ilvl w:val="0"/>
-          <w:numId w:val="1003"/>
-        </w:numPr>
-      </w:pPr>
-      <w:r>
-        <w:t xml:space="preserve">Strategy</w:t>
-      </w:r>
-    </w:p>
-    <w:p>
-      <w:pPr>
-        <w:pStyle w:val="Compact"/>
-        <w:numPr>
-          <w:ilvl w:val="0"/>
-          <w:numId w:val="1003"/>
-        </w:numPr>
-      </w:pPr>
-      <w:r>
-        <w:t xml:space="preserve">Watchlist</w:t>
-      </w:r>
-    </w:p>
-    <w:p>
-      <w:pPr>
-        <w:pStyle w:val="Compact"/>
-        <w:numPr>
-          <w:ilvl w:val="0"/>
-          <w:numId w:val="1003"/>
-        </w:numPr>
-      </w:pPr>
-      <w:r>
-        <w:t xml:space="preserve">Workspace</w:t>
-      </w:r>
-    </w:p>
-    <w:p>
-      <w:pPr>
-        <w:pStyle w:val="FirstParagraph"/>
-      </w:pPr>
-      <w:r>
-        <w:t xml:space="preserve">Entities have identity and lifecycle.</w:t>
+        <w:t xml:space="preserve">Currency</w:t>
+      </w:r>
+    </w:p>
+    <w:p>
+      <w:pPr>
+        <w:pStyle w:val="FirstParagraph"/>
+      </w:pPr>
+      <w:r>
+        <w:t xml:space="preserve">Instrument identity shall remain independent from a specific broker identifier where practical.</w:t>
+      </w:r>
+    </w:p>
+    <w:p>
+      <w:pPr>
+        <w:pStyle w:val="BodyText"/>
+      </w:pPr>
+      <w:r>
+        <w:t xml:space="preserve">Broker-specific identifiers belong to integration mappings.</w:t>
+      </w:r>
+    </w:p>
+    <w:bookmarkEnd w:id="13"/>
+    <w:bookmarkStart w:id="14" w:name="instrument-invariants"/>
+    <w:p>
+      <w:pPr>
+        <w:pStyle w:val="Heading2"/>
+      </w:pPr>
+      <w:r>
+        <w:t xml:space="preserve">Instrument Invariants</w:t>
+      </w:r>
+    </w:p>
+    <w:p>
+      <w:pPr>
+        <w:pStyle w:val="FirstParagraph"/>
+      </w:pPr>
+      <w:r>
+        <w:t xml:space="preserve">Examples:</w:t>
+      </w:r>
+    </w:p>
+    <w:p>
+      <w:pPr>
+        <w:pStyle w:val="Compact"/>
+        <w:numPr>
+          <w:ilvl w:val="0"/>
+          <w:numId w:val="1004"/>
+        </w:numPr>
+      </w:pPr>
+      <w:r>
+        <w:t xml:space="preserve">InstrumentId shall be valid.</w:t>
+      </w:r>
+    </w:p>
+    <w:p>
+      <w:pPr>
+        <w:pStyle w:val="Compact"/>
+        <w:numPr>
+          <w:ilvl w:val="0"/>
+          <w:numId w:val="1004"/>
+        </w:numPr>
+      </w:pPr>
+      <w:r>
+        <w:t xml:space="preserve">Symbol shall not be empty.</w:t>
+      </w:r>
+    </w:p>
+    <w:p>
+      <w:pPr>
+        <w:pStyle w:val="Compact"/>
+        <w:numPr>
+          <w:ilvl w:val="0"/>
+          <w:numId w:val="1004"/>
+        </w:numPr>
+      </w:pPr>
+      <w:r>
+        <w:t xml:space="preserve">Currency shall be valid where required.</w:t>
+      </w:r>
+    </w:p>
+    <w:p>
+      <w:pPr>
+        <w:pStyle w:val="Compact"/>
+        <w:numPr>
+          <w:ilvl w:val="0"/>
+          <w:numId w:val="1004"/>
+        </w:numPr>
+      </w:pPr>
+      <w:r>
+        <w:t xml:space="preserve">Instrument identity shall remain stable.</w:t>
       </w:r>
     </w:p>
     <w:p>
@@ -474,14 +553,196 @@
         </w:pict>
       </w:r>
     </w:p>
-    <w:bookmarkEnd w:id="13"/>
-    <w:bookmarkStart w:id="14" w:name="value-objects"/>
+    <w:bookmarkEnd w:id="14"/>
+    <w:bookmarkEnd w:id="15"/>
+    <w:bookmarkStart w:id="19" w:name="watchlists"/>
     <w:p>
       <w:pPr>
         <w:pStyle w:val="Heading1"/>
       </w:pPr>
       <w:r>
-        <w:t xml:space="preserve">Value Objects</w:t>
+        <w:t xml:space="preserve">Watchlists</w:t>
+      </w:r>
+    </w:p>
+    <w:p>
+      <w:pPr>
+        <w:pStyle w:val="FirstParagraph"/>
+      </w:pPr>
+      <w:r>
+        <w:t xml:space="preserve">The Watchlist capability represents user-defined collections of instruments.</w:t>
+      </w:r>
+    </w:p>
+    <w:bookmarkStart w:id="16" w:name="watchlist"/>
+    <w:p>
+      <w:pPr>
+        <w:pStyle w:val="Heading2"/>
+      </w:pPr>
+      <w:r>
+        <w:t xml:space="preserve">Watchlist</w:t>
+      </w:r>
+    </w:p>
+    <w:p>
+      <w:pPr>
+        <w:pStyle w:val="FirstParagraph"/>
+      </w:pPr>
+      <w:r>
+        <w:t xml:space="preserve">A Watchlist is an Aggregate Root.</w:t>
+      </w:r>
+    </w:p>
+    <w:p>
+      <w:pPr>
+        <w:pStyle w:val="BodyText"/>
+      </w:pPr>
+      <w:r>
+        <w:t xml:space="preserve">Typical state:</w:t>
+      </w:r>
+    </w:p>
+    <w:p>
+      <w:pPr>
+        <w:pStyle w:val="Compact"/>
+        <w:numPr>
+          <w:ilvl w:val="0"/>
+          <w:numId w:val="1005"/>
+        </w:numPr>
+      </w:pPr>
+      <w:r>
+        <w:t xml:space="preserve">WatchlistId</w:t>
+      </w:r>
+    </w:p>
+    <w:p>
+      <w:pPr>
+        <w:pStyle w:val="Compact"/>
+        <w:numPr>
+          <w:ilvl w:val="0"/>
+          <w:numId w:val="1005"/>
+        </w:numPr>
+      </w:pPr>
+      <w:r>
+        <w:t xml:space="preserve">Name</w:t>
+      </w:r>
+    </w:p>
+    <w:p>
+      <w:pPr>
+        <w:pStyle w:val="Compact"/>
+        <w:numPr>
+          <w:ilvl w:val="0"/>
+          <w:numId w:val="1005"/>
+        </w:numPr>
+      </w:pPr>
+      <w:r>
+        <w:t xml:space="preserve">Instruments</w:t>
+      </w:r>
+    </w:p>
+    <w:p>
+      <w:pPr>
+        <w:pStyle w:val="Compact"/>
+        <w:numPr>
+          <w:ilvl w:val="0"/>
+          <w:numId w:val="1005"/>
+        </w:numPr>
+      </w:pPr>
+      <w:r>
+        <w:t xml:space="preserve">CreatedAt</w:t>
+      </w:r>
+    </w:p>
+    <w:p>
+      <w:pPr>
+        <w:pStyle w:val="Compact"/>
+        <w:numPr>
+          <w:ilvl w:val="0"/>
+          <w:numId w:val="1005"/>
+        </w:numPr>
+      </w:pPr>
+      <w:r>
+        <w:t xml:space="preserve">UpdatedAt</w:t>
+      </w:r>
+    </w:p>
+    <w:bookmarkEnd w:id="16"/>
+    <w:bookmarkStart w:id="17" w:name="watchlist-rules"/>
+    <w:p>
+      <w:pPr>
+        <w:pStyle w:val="Heading2"/>
+      </w:pPr>
+      <w:r>
+        <w:t xml:space="preserve">Watchlist Rules</w:t>
+      </w:r>
+    </w:p>
+    <w:p>
+      <w:pPr>
+        <w:pStyle w:val="FirstParagraph"/>
+      </w:pPr>
+      <w:r>
+        <w:t xml:space="preserve">A Watchlist shall:</w:t>
+      </w:r>
+    </w:p>
+    <w:p>
+      <w:pPr>
+        <w:pStyle w:val="Compact"/>
+        <w:numPr>
+          <w:ilvl w:val="0"/>
+          <w:numId w:val="1006"/>
+        </w:numPr>
+      </w:pPr>
+      <w:r>
+        <w:t xml:space="preserve">have identity</w:t>
+      </w:r>
+    </w:p>
+    <w:p>
+      <w:pPr>
+        <w:pStyle w:val="Compact"/>
+        <w:numPr>
+          <w:ilvl w:val="0"/>
+          <w:numId w:val="1006"/>
+        </w:numPr>
+      </w:pPr>
+      <w:r>
+        <w:t xml:space="preserve">have a valid name</w:t>
+      </w:r>
+    </w:p>
+    <w:p>
+      <w:pPr>
+        <w:pStyle w:val="Compact"/>
+        <w:numPr>
+          <w:ilvl w:val="0"/>
+          <w:numId w:val="1006"/>
+        </w:numPr>
+      </w:pPr>
+      <w:r>
+        <w:t xml:space="preserve">contain valid Instrument references</w:t>
+      </w:r>
+    </w:p>
+    <w:p>
+      <w:pPr>
+        <w:pStyle w:val="Compact"/>
+        <w:numPr>
+          <w:ilvl w:val="0"/>
+          <w:numId w:val="1006"/>
+        </w:numPr>
+      </w:pPr>
+      <w:r>
+        <w:t xml:space="preserve">prevent unintended duplicate entries</w:t>
+      </w:r>
+    </w:p>
+    <w:p>
+      <w:pPr>
+        <w:pStyle w:val="Compact"/>
+        <w:numPr>
+          <w:ilvl w:val="0"/>
+          <w:numId w:val="1006"/>
+        </w:numPr>
+      </w:pPr>
+      <w:r>
+        <w:t xml:space="preserve">preserve explicit instrument ordering where supported</w:t>
+      </w:r>
+    </w:p>
+    <w:bookmarkEnd w:id="17"/>
+    <w:bookmarkStart w:id="18" w:name="watchlist-events"/>
+    <w:p>
+      <w:pPr>
+        <w:pStyle w:val="Heading2"/>
+      </w:pPr>
+      <w:r>
+        <w:t xml:space="preserve">Watchlist Events</w:t>
       </w:r>
     </w:p>
     <w:p>
@@ -497,91 +758,47 @@
         <w:pStyle w:val="Compact"/>
         <w:numPr>
           <w:ilvl w:val="0"/>
-          <w:numId w:val="1004"/>
-        </w:numPr>
-      </w:pPr>
-      <w:r>
-        <w:t xml:space="preserve">Price</w:t>
-      </w:r>
-    </w:p>
-    <w:p>
-      <w:pPr>
-        <w:pStyle w:val="Compact"/>
-        <w:numPr>
-          <w:ilvl w:val="0"/>
-          <w:numId w:val="1004"/>
-        </w:numPr>
-      </w:pPr>
-      <w:r>
-        <w:t xml:space="preserve">Quantity</w:t>
-      </w:r>
-    </w:p>
-    <w:p>
-      <w:pPr>
-        <w:pStyle w:val="Compact"/>
-        <w:numPr>
-          <w:ilvl w:val="0"/>
-          <w:numId w:val="1004"/>
-        </w:numPr>
-      </w:pPr>
-      <w:r>
-        <w:t xml:space="preserve">Currency</w:t>
-      </w:r>
-    </w:p>
-    <w:p>
-      <w:pPr>
-        <w:pStyle w:val="Compact"/>
-        <w:numPr>
-          <w:ilvl w:val="0"/>
-          <w:numId w:val="1004"/>
-        </w:numPr>
-      </w:pPr>
-      <w:r>
-        <w:t xml:space="preserve">Symbol</w:t>
-      </w:r>
-    </w:p>
-    <w:p>
-      <w:pPr>
-        <w:pStyle w:val="Compact"/>
-        <w:numPr>
-          <w:ilvl w:val="0"/>
-          <w:numId w:val="1004"/>
-        </w:numPr>
-      </w:pPr>
-      <w:r>
-        <w:t xml:space="preserve">Percentage</w:t>
-      </w:r>
-    </w:p>
-    <w:p>
-      <w:pPr>
-        <w:pStyle w:val="Compact"/>
-        <w:numPr>
-          <w:ilvl w:val="0"/>
-          <w:numId w:val="1004"/>
-        </w:numPr>
-      </w:pPr>
-      <w:r>
-        <w:t xml:space="preserve">Money</w:t>
-      </w:r>
-    </w:p>
-    <w:p>
-      <w:pPr>
-        <w:pStyle w:val="Compact"/>
-        <w:numPr>
-          <w:ilvl w:val="0"/>
-          <w:numId w:val="1004"/>
-        </w:numPr>
-      </w:pPr>
-      <w:r>
-        <w:t xml:space="preserve">Timestamp</w:t>
-      </w:r>
-    </w:p>
-    <w:p>
-      <w:pPr>
-        <w:pStyle w:val="FirstParagraph"/>
-      </w:pPr>
-      <w:r>
-        <w:t xml:space="preserve">Value Objects are immutable.</w:t>
+          <w:numId w:val="1007"/>
+        </w:numPr>
+      </w:pPr>
+      <w:r>
+        <w:t xml:space="preserve">WatchlistCreated</w:t>
+      </w:r>
+    </w:p>
+    <w:p>
+      <w:pPr>
+        <w:pStyle w:val="Compact"/>
+        <w:numPr>
+          <w:ilvl w:val="0"/>
+          <w:numId w:val="1007"/>
+        </w:numPr>
+      </w:pPr>
+      <w:r>
+        <w:t xml:space="preserve">InstrumentAddedToWatchlist</w:t>
+      </w:r>
+    </w:p>
+    <w:p>
+      <w:pPr>
+        <w:pStyle w:val="Compact"/>
+        <w:numPr>
+          <w:ilvl w:val="0"/>
+          <w:numId w:val="1007"/>
+        </w:numPr>
+      </w:pPr>
+      <w:r>
+        <w:t xml:space="preserve">InstrumentRemovedFromWatchlist</w:t>
+      </w:r>
+    </w:p>
+    <w:p>
+      <w:pPr>
+        <w:pStyle w:val="Compact"/>
+        <w:numPr>
+          <w:ilvl w:val="0"/>
+          <w:numId w:val="1007"/>
+        </w:numPr>
+      </w:pPr>
+      <w:r>
+        <w:t xml:space="preserve">WatchlistRenamed</w:t>
       </w:r>
     </w:p>
     <w:p>
@@ -591,78 +808,426 @@
         </w:pict>
       </w:r>
     </w:p>
-    <w:bookmarkEnd w:id="14"/>
-    <w:bookmarkStart w:id="15" w:name="aggregates"/>
+    <w:bookmarkEnd w:id="18"/>
+    <w:bookmarkEnd w:id="19"/>
+    <w:bookmarkStart w:id="24" w:name="trading-candidates"/>
     <w:p>
       <w:pPr>
         <w:pStyle w:val="Heading1"/>
       </w:pPr>
       <w:r>
-        <w:t xml:space="preserve">Aggregates</w:t>
-      </w:r>
-    </w:p>
-    <w:p>
-      <w:pPr>
-        <w:pStyle w:val="FirstParagraph"/>
-      </w:pPr>
-      <w:r>
-        <w:t xml:space="preserve">Typical aggregates include:</w:t>
-      </w:r>
-    </w:p>
-    <w:p>
-      <w:pPr>
-        <w:pStyle w:val="Compact"/>
-        <w:numPr>
-          <w:ilvl w:val="0"/>
-          <w:numId w:val="1005"/>
-        </w:numPr>
-      </w:pPr>
-      <w:r>
-        <w:t xml:space="preserve">Portfolio</w:t>
-      </w:r>
-    </w:p>
-    <w:p>
-      <w:pPr>
-        <w:pStyle w:val="Compact"/>
-        <w:numPr>
-          <w:ilvl w:val="0"/>
-          <w:numId w:val="1005"/>
-        </w:numPr>
-      </w:pPr>
-      <w:r>
-        <w:t xml:space="preserve">Strategy</w:t>
-      </w:r>
-    </w:p>
-    <w:p>
-      <w:pPr>
-        <w:pStyle w:val="Compact"/>
-        <w:numPr>
-          <w:ilvl w:val="0"/>
-          <w:numId w:val="1005"/>
-        </w:numPr>
-      </w:pPr>
-      <w:r>
-        <w:t xml:space="preserve">Order</w:t>
-      </w:r>
-    </w:p>
-    <w:p>
-      <w:pPr>
-        <w:pStyle w:val="Compact"/>
-        <w:numPr>
-          <w:ilvl w:val="0"/>
-          <w:numId w:val="1005"/>
-        </w:numPr>
-      </w:pPr>
-      <w:r>
-        <w:t xml:space="preserve">Position</w:t>
-      </w:r>
-    </w:p>
-    <w:p>
-      <w:pPr>
-        <w:pStyle w:val="FirstParagraph"/>
-      </w:pPr>
-      <w:r>
-        <w:t xml:space="preserve">Each aggregate protects its own business consistency.</w:t>
+        <w:t xml:space="preserve">Trading Candidates</w:t>
+      </w:r>
+    </w:p>
+    <w:p>
+      <w:pPr>
+        <w:pStyle w:val="FirstParagraph"/>
+      </w:pPr>
+      <w:r>
+        <w:t xml:space="preserve">A Trading Candidate represents an instrument currently under trading evaluation.</w:t>
+      </w:r>
+    </w:p>
+    <w:p>
+      <w:pPr>
+        <w:pStyle w:val="BodyText"/>
+      </w:pPr>
+      <w:r>
+        <w:t xml:space="preserve">Trading Candidates bridge market observation and explicit trading decisions.</w:t>
+      </w:r>
+    </w:p>
+    <w:bookmarkStart w:id="20" w:name="trading-candidate"/>
+    <w:p>
+      <w:pPr>
+        <w:pStyle w:val="Heading2"/>
+      </w:pPr>
+      <w:r>
+        <w:t xml:space="preserve">Trading Candidate</w:t>
+      </w:r>
+    </w:p>
+    <w:p>
+      <w:pPr>
+        <w:pStyle w:val="FirstParagraph"/>
+      </w:pPr>
+      <w:r>
+        <w:t xml:space="preserve">A Trading Candidate is an Aggregate Root.</w:t>
+      </w:r>
+    </w:p>
+    <w:p>
+      <w:pPr>
+        <w:pStyle w:val="BodyText"/>
+      </w:pPr>
+      <w:r>
+        <w:t xml:space="preserve">Typical state:</w:t>
+      </w:r>
+    </w:p>
+    <w:p>
+      <w:pPr>
+        <w:pStyle w:val="Compact"/>
+        <w:numPr>
+          <w:ilvl w:val="0"/>
+          <w:numId w:val="1008"/>
+        </w:numPr>
+      </w:pPr>
+      <w:r>
+        <w:t xml:space="preserve">CandidateId</w:t>
+      </w:r>
+    </w:p>
+    <w:p>
+      <w:pPr>
+        <w:pStyle w:val="Compact"/>
+        <w:numPr>
+          <w:ilvl w:val="0"/>
+          <w:numId w:val="1008"/>
+        </w:numPr>
+      </w:pPr>
+      <w:r>
+        <w:t xml:space="preserve">InstrumentId</w:t>
+      </w:r>
+    </w:p>
+    <w:p>
+      <w:pPr>
+        <w:pStyle w:val="Compact"/>
+        <w:numPr>
+          <w:ilvl w:val="0"/>
+          <w:numId w:val="1008"/>
+        </w:numPr>
+      </w:pPr>
+      <w:r>
+        <w:t xml:space="preserve">CandidateStatus</w:t>
+      </w:r>
+    </w:p>
+    <w:p>
+      <w:pPr>
+        <w:pStyle w:val="Compact"/>
+        <w:numPr>
+          <w:ilvl w:val="0"/>
+          <w:numId w:val="1008"/>
+        </w:numPr>
+      </w:pPr>
+      <w:r>
+        <w:t xml:space="preserve">Origin</w:t>
+      </w:r>
+    </w:p>
+    <w:p>
+      <w:pPr>
+        <w:pStyle w:val="Compact"/>
+        <w:numPr>
+          <w:ilvl w:val="0"/>
+          <w:numId w:val="1008"/>
+        </w:numPr>
+      </w:pPr>
+      <w:r>
+        <w:t xml:space="preserve">Tags</w:t>
+      </w:r>
+    </w:p>
+    <w:p>
+      <w:pPr>
+        <w:pStyle w:val="Compact"/>
+        <w:numPr>
+          <w:ilvl w:val="0"/>
+          <w:numId w:val="1008"/>
+        </w:numPr>
+      </w:pPr>
+      <w:r>
+        <w:t xml:space="preserve">CreatedAt</w:t>
+      </w:r>
+    </w:p>
+    <w:p>
+      <w:pPr>
+        <w:pStyle w:val="Compact"/>
+        <w:numPr>
+          <w:ilvl w:val="0"/>
+          <w:numId w:val="1008"/>
+        </w:numPr>
+      </w:pPr>
+      <w:r>
+        <w:t xml:space="preserve">UpdatedAt</w:t>
+      </w:r>
+    </w:p>
+    <w:p>
+      <w:pPr>
+        <w:pStyle w:val="FirstParagraph"/>
+      </w:pPr>
+      <w:r>
+        <w:t xml:space="preserve">Possible origins may include:</w:t>
+      </w:r>
+    </w:p>
+    <w:p>
+      <w:pPr>
+        <w:pStyle w:val="Compact"/>
+        <w:numPr>
+          <w:ilvl w:val="0"/>
+          <w:numId w:val="1009"/>
+        </w:numPr>
+      </w:pPr>
+      <w:r>
+        <w:t xml:space="preserve">Watchlist</w:t>
+      </w:r>
+    </w:p>
+    <w:p>
+      <w:pPr>
+        <w:pStyle w:val="Compact"/>
+        <w:numPr>
+          <w:ilvl w:val="0"/>
+          <w:numId w:val="1009"/>
+        </w:numPr>
+      </w:pPr>
+      <w:r>
+        <w:t xml:space="preserve">Market Scanner</w:t>
+      </w:r>
+    </w:p>
+    <w:p>
+      <w:pPr>
+        <w:pStyle w:val="Compact"/>
+        <w:numPr>
+          <w:ilvl w:val="0"/>
+          <w:numId w:val="1009"/>
+        </w:numPr>
+      </w:pPr>
+      <w:r>
+        <w:t xml:space="preserve">Manual Selection</w:t>
+      </w:r>
+    </w:p>
+    <w:p>
+      <w:pPr>
+        <w:pStyle w:val="Compact"/>
+        <w:numPr>
+          <w:ilvl w:val="0"/>
+          <w:numId w:val="1009"/>
+        </w:numPr>
+      </w:pPr>
+      <w:r>
+        <w:t xml:space="preserve">Signal</w:t>
+      </w:r>
+    </w:p>
+    <w:bookmarkEnd w:id="20"/>
+    <w:bookmarkStart w:id="21" w:name="candidate-status"/>
+    <w:p>
+      <w:pPr>
+        <w:pStyle w:val="Heading2"/>
+      </w:pPr>
+      <w:r>
+        <w:t xml:space="preserve">Candidate Status</w:t>
+      </w:r>
+    </w:p>
+    <w:p>
+      <w:pPr>
+        <w:pStyle w:val="FirstParagraph"/>
+      </w:pPr>
+      <w:r>
+        <w:t xml:space="preserve">Initial candidate states may include:</w:t>
+      </w:r>
+    </w:p>
+    <w:p>
+      <w:pPr>
+        <w:pStyle w:val="Compact"/>
+        <w:numPr>
+          <w:ilvl w:val="0"/>
+          <w:numId w:val="1010"/>
+        </w:numPr>
+      </w:pPr>
+      <w:r>
+        <w:t xml:space="preserve">New</w:t>
+      </w:r>
+    </w:p>
+    <w:p>
+      <w:pPr>
+        <w:pStyle w:val="Compact"/>
+        <w:numPr>
+          <w:ilvl w:val="0"/>
+          <w:numId w:val="1010"/>
+        </w:numPr>
+      </w:pPr>
+      <w:r>
+        <w:t xml:space="preserve">Reviewing</w:t>
+      </w:r>
+    </w:p>
+    <w:p>
+      <w:pPr>
+        <w:pStyle w:val="Compact"/>
+        <w:numPr>
+          <w:ilvl w:val="0"/>
+          <w:numId w:val="1010"/>
+        </w:numPr>
+      </w:pPr>
+      <w:r>
+        <w:t xml:space="preserve">Accepted</w:t>
+      </w:r>
+    </w:p>
+    <w:p>
+      <w:pPr>
+        <w:pStyle w:val="Compact"/>
+        <w:numPr>
+          <w:ilvl w:val="0"/>
+          <w:numId w:val="1010"/>
+        </w:numPr>
+      </w:pPr>
+      <w:r>
+        <w:t xml:space="preserve">Rejected</w:t>
+      </w:r>
+    </w:p>
+    <w:p>
+      <w:pPr>
+        <w:pStyle w:val="Compact"/>
+        <w:numPr>
+          <w:ilvl w:val="0"/>
+          <w:numId w:val="1010"/>
+        </w:numPr>
+      </w:pPr>
+      <w:r>
+        <w:t xml:space="preserve">Archived</w:t>
+      </w:r>
+    </w:p>
+    <w:p>
+      <w:pPr>
+        <w:pStyle w:val="FirstParagraph"/>
+      </w:pPr>
+      <w:r>
+        <w:t xml:space="preserve">State transitions shall remain explicit.</w:t>
+      </w:r>
+    </w:p>
+    <w:bookmarkEnd w:id="21"/>
+    <w:bookmarkStart w:id="22" w:name="trading-candidate-rules"/>
+    <w:p>
+      <w:pPr>
+        <w:pStyle w:val="Heading2"/>
+      </w:pPr>
+      <w:r>
+        <w:t xml:space="preserve">Trading Candidate Rules</w:t>
+      </w:r>
+    </w:p>
+    <w:p>
+      <w:pPr>
+        <w:pStyle w:val="FirstParagraph"/>
+      </w:pPr>
+      <w:r>
+        <w:t xml:space="preserve">A Trading Candidate shall:</w:t>
+      </w:r>
+    </w:p>
+    <w:p>
+      <w:pPr>
+        <w:pStyle w:val="Compact"/>
+        <w:numPr>
+          <w:ilvl w:val="0"/>
+          <w:numId w:val="1011"/>
+        </w:numPr>
+      </w:pPr>
+      <w:r>
+        <w:t xml:space="preserve">reference a valid Instrument</w:t>
+      </w:r>
+    </w:p>
+    <w:p>
+      <w:pPr>
+        <w:pStyle w:val="Compact"/>
+        <w:numPr>
+          <w:ilvl w:val="0"/>
+          <w:numId w:val="1011"/>
+        </w:numPr>
+      </w:pPr>
+      <w:r>
+        <w:t xml:space="preserve">have a defined lifecycle state</w:t>
+      </w:r>
+    </w:p>
+    <w:p>
+      <w:pPr>
+        <w:pStyle w:val="Compact"/>
+        <w:numPr>
+          <w:ilvl w:val="0"/>
+          <w:numId w:val="1011"/>
+        </w:numPr>
+      </w:pPr>
+      <w:r>
+        <w:t xml:space="preserve">preserve its origin where available</w:t>
+      </w:r>
+    </w:p>
+    <w:p>
+      <w:pPr>
+        <w:pStyle w:val="Compact"/>
+        <w:numPr>
+          <w:ilvl w:val="0"/>
+          <w:numId w:val="1011"/>
+        </w:numPr>
+      </w:pPr>
+      <w:r>
+        <w:t xml:space="preserve">preserve creation and update timestamps</w:t>
+      </w:r>
+    </w:p>
+    <w:bookmarkEnd w:id="22"/>
+    <w:bookmarkStart w:id="23" w:name="trading-candidate-events"/>
+    <w:p>
+      <w:pPr>
+        <w:pStyle w:val="Heading2"/>
+      </w:pPr>
+      <w:r>
+        <w:t xml:space="preserve">Trading Candidate Events</w:t>
+      </w:r>
+    </w:p>
+    <w:p>
+      <w:pPr>
+        <w:pStyle w:val="FirstParagraph"/>
+      </w:pPr>
+      <w:r>
+        <w:t xml:space="preserve">Examples:</w:t>
+      </w:r>
+    </w:p>
+    <w:p>
+      <w:pPr>
+        <w:pStyle w:val="Compact"/>
+        <w:numPr>
+          <w:ilvl w:val="0"/>
+          <w:numId w:val="1012"/>
+        </w:numPr>
+      </w:pPr>
+      <w:r>
+        <w:t xml:space="preserve">TradingCandidateCreated</w:t>
+      </w:r>
+    </w:p>
+    <w:p>
+      <w:pPr>
+        <w:pStyle w:val="Compact"/>
+        <w:numPr>
+          <w:ilvl w:val="0"/>
+          <w:numId w:val="1012"/>
+        </w:numPr>
+      </w:pPr>
+      <w:r>
+        <w:t xml:space="preserve">TradingCandidateReviewStarted</w:t>
+      </w:r>
+    </w:p>
+    <w:p>
+      <w:pPr>
+        <w:pStyle w:val="Compact"/>
+        <w:numPr>
+          <w:ilvl w:val="0"/>
+          <w:numId w:val="1012"/>
+        </w:numPr>
+      </w:pPr>
+      <w:r>
+        <w:t xml:space="preserve">TradingCandidateAccepted</w:t>
+      </w:r>
+    </w:p>
+    <w:p>
+      <w:pPr>
+        <w:pStyle w:val="Compact"/>
+        <w:numPr>
+          <w:ilvl w:val="0"/>
+          <w:numId w:val="1012"/>
+        </w:numPr>
+      </w:pPr>
+      <w:r>
+        <w:t xml:space="preserve">TradingCandidateRejected</w:t>
+      </w:r>
+    </w:p>
+    <w:p>
+      <w:pPr>
+        <w:pStyle w:val="Compact"/>
+        <w:numPr>
+          <w:ilvl w:val="0"/>
+          <w:numId w:val="1012"/>
+        </w:numPr>
+      </w:pPr>
+      <w:r>
+        <w:t xml:space="preserve">TradingCandidateArchived</w:t>
       </w:r>
     </w:p>
     <w:p>
@@ -672,22 +1237,23 @@
         </w:pict>
       </w:r>
     </w:p>
-    <w:bookmarkEnd w:id="15"/>
-    <w:bookmarkStart w:id="16" w:name="domain-services"/>
+    <w:bookmarkEnd w:id="23"/>
+    <w:bookmarkEnd w:id="24"/>
+    <w:bookmarkStart w:id="28" w:name="trading-decisions"/>
     <w:p>
       <w:pPr>
         <w:pStyle w:val="Heading1"/>
       </w:pPr>
       <w:r>
-        <w:t xml:space="preserve">Domain Services</w:t>
-      </w:r>
-    </w:p>
-    <w:p>
-      <w:pPr>
-        <w:pStyle w:val="FirstParagraph"/>
-      </w:pPr>
-      <w:r>
-        <w:t xml:space="preserve">Domain Services encapsulate business logic that does not naturally belong to a single entity.</w:t>
+        <w:t xml:space="preserve">Trading Decisions</w:t>
+      </w:r>
+    </w:p>
+    <w:p>
+      <w:pPr>
+        <w:pStyle w:val="FirstParagraph"/>
+      </w:pPr>
+      <w:r>
+        <w:t xml:space="preserve">A Trading Decision represents an explicit trading decision associated with a trading candidate or instrument.</w:t>
       </w:r>
     </w:p>
     <w:p>
@@ -695,6 +1261,307 @@
         <w:pStyle w:val="BodyText"/>
       </w:pPr>
       <w:r>
+        <w:t xml:space="preserve">The decision process shall remain transparent and reviewable.</w:t>
+      </w:r>
+    </w:p>
+    <w:bookmarkStart w:id="25" w:name="trading-decision"/>
+    <w:p>
+      <w:pPr>
+        <w:pStyle w:val="Heading2"/>
+      </w:pPr>
+      <w:r>
+        <w:t xml:space="preserve">Trading Decision</w:t>
+      </w:r>
+    </w:p>
+    <w:p>
+      <w:pPr>
+        <w:pStyle w:val="FirstParagraph"/>
+      </w:pPr>
+      <w:r>
+        <w:t xml:space="preserve">A Trading Decision is an Aggregate Root.</w:t>
+      </w:r>
+    </w:p>
+    <w:p>
+      <w:pPr>
+        <w:pStyle w:val="BodyText"/>
+      </w:pPr>
+      <w:r>
+        <w:t xml:space="preserve">Typical state:</w:t>
+      </w:r>
+    </w:p>
+    <w:p>
+      <w:pPr>
+        <w:pStyle w:val="Compact"/>
+        <w:numPr>
+          <w:ilvl w:val="0"/>
+          <w:numId w:val="1013"/>
+        </w:numPr>
+      </w:pPr>
+      <w:r>
+        <w:t xml:space="preserve">DecisionId</w:t>
+      </w:r>
+    </w:p>
+    <w:p>
+      <w:pPr>
+        <w:pStyle w:val="Compact"/>
+        <w:numPr>
+          <w:ilvl w:val="0"/>
+          <w:numId w:val="1013"/>
+        </w:numPr>
+      </w:pPr>
+      <w:r>
+        <w:t xml:space="preserve">CandidateId</w:t>
+      </w:r>
+    </w:p>
+    <w:p>
+      <w:pPr>
+        <w:pStyle w:val="Compact"/>
+        <w:numPr>
+          <w:ilvl w:val="0"/>
+          <w:numId w:val="1013"/>
+        </w:numPr>
+      </w:pPr>
+      <w:r>
+        <w:t xml:space="preserve">InstrumentId</w:t>
+      </w:r>
+    </w:p>
+    <w:p>
+      <w:pPr>
+        <w:pStyle w:val="Compact"/>
+        <w:numPr>
+          <w:ilvl w:val="0"/>
+          <w:numId w:val="1013"/>
+        </w:numPr>
+      </w:pPr>
+      <w:r>
+        <w:t xml:space="preserve">DecisionStatus</w:t>
+      </w:r>
+    </w:p>
+    <w:p>
+      <w:pPr>
+        <w:pStyle w:val="Compact"/>
+        <w:numPr>
+          <w:ilvl w:val="0"/>
+          <w:numId w:val="1013"/>
+        </w:numPr>
+      </w:pPr>
+      <w:r>
+        <w:t xml:space="preserve">Notes</w:t>
+      </w:r>
+    </w:p>
+    <w:p>
+      <w:pPr>
+        <w:pStyle w:val="Compact"/>
+        <w:numPr>
+          <w:ilvl w:val="0"/>
+          <w:numId w:val="1013"/>
+        </w:numPr>
+      </w:pPr>
+      <w:r>
+        <w:t xml:space="preserve">Tags</w:t>
+      </w:r>
+    </w:p>
+    <w:p>
+      <w:pPr>
+        <w:pStyle w:val="Compact"/>
+        <w:numPr>
+          <w:ilvl w:val="0"/>
+          <w:numId w:val="1013"/>
+        </w:numPr>
+      </w:pPr>
+      <w:r>
+        <w:t xml:space="preserve">CreatedAt</w:t>
+      </w:r>
+    </w:p>
+    <w:p>
+      <w:pPr>
+        <w:pStyle w:val="Compact"/>
+        <w:numPr>
+          <w:ilvl w:val="0"/>
+          <w:numId w:val="1013"/>
+        </w:numPr>
+      </w:pPr>
+      <w:r>
+        <w:t xml:space="preserve">UpdatedAt</w:t>
+      </w:r>
+    </w:p>
+    <w:p>
+      <w:pPr>
+        <w:pStyle w:val="FirstParagraph"/>
+      </w:pPr>
+      <w:r>
+        <w:t xml:space="preserve">Possible decision states may include:</w:t>
+      </w:r>
+    </w:p>
+    <w:p>
+      <w:pPr>
+        <w:pStyle w:val="Compact"/>
+        <w:numPr>
+          <w:ilvl w:val="0"/>
+          <w:numId w:val="1014"/>
+        </w:numPr>
+      </w:pPr>
+      <w:r>
+        <w:t xml:space="preserve">Draft</w:t>
+      </w:r>
+    </w:p>
+    <w:p>
+      <w:pPr>
+        <w:pStyle w:val="Compact"/>
+        <w:numPr>
+          <w:ilvl w:val="0"/>
+          <w:numId w:val="1014"/>
+        </w:numPr>
+      </w:pPr>
+      <w:r>
+        <w:t xml:space="preserve">Accepted</w:t>
+      </w:r>
+    </w:p>
+    <w:p>
+      <w:pPr>
+        <w:pStyle w:val="Compact"/>
+        <w:numPr>
+          <w:ilvl w:val="0"/>
+          <w:numId w:val="1014"/>
+        </w:numPr>
+      </w:pPr>
+      <w:r>
+        <w:t xml:space="preserve">Rejected</w:t>
+      </w:r>
+    </w:p>
+    <w:p>
+      <w:pPr>
+        <w:pStyle w:val="Compact"/>
+        <w:numPr>
+          <w:ilvl w:val="0"/>
+          <w:numId w:val="1014"/>
+        </w:numPr>
+      </w:pPr>
+      <w:r>
+        <w:t xml:space="preserve">Cancelled</w:t>
+      </w:r>
+    </w:p>
+    <w:p>
+      <w:pPr>
+        <w:pStyle w:val="Compact"/>
+        <w:numPr>
+          <w:ilvl w:val="0"/>
+          <w:numId w:val="1014"/>
+        </w:numPr>
+      </w:pPr>
+      <w:r>
+        <w:t xml:space="preserve">Executed</w:t>
+      </w:r>
+    </w:p>
+    <w:p>
+      <w:pPr>
+        <w:pStyle w:val="Compact"/>
+        <w:numPr>
+          <w:ilvl w:val="0"/>
+          <w:numId w:val="1014"/>
+        </w:numPr>
+      </w:pPr>
+      <w:r>
+        <w:t xml:space="preserve">Reviewed</w:t>
+      </w:r>
+    </w:p>
+    <w:bookmarkEnd w:id="25"/>
+    <w:bookmarkStart w:id="26" w:name="trading-decision-rules"/>
+    <w:p>
+      <w:pPr>
+        <w:pStyle w:val="Heading2"/>
+      </w:pPr>
+      <w:r>
+        <w:t xml:space="preserve">Trading Decision Rules</w:t>
+      </w:r>
+    </w:p>
+    <w:p>
+      <w:pPr>
+        <w:pStyle w:val="FirstParagraph"/>
+      </w:pPr>
+      <w:r>
+        <w:t xml:space="preserve">A Trading Decision shall:</w:t>
+      </w:r>
+    </w:p>
+    <w:p>
+      <w:pPr>
+        <w:pStyle w:val="Compact"/>
+        <w:numPr>
+          <w:ilvl w:val="0"/>
+          <w:numId w:val="1015"/>
+        </w:numPr>
+      </w:pPr>
+      <w:r>
+        <w:t xml:space="preserve">reference a valid Instrument</w:t>
+      </w:r>
+    </w:p>
+    <w:p>
+      <w:pPr>
+        <w:pStyle w:val="Compact"/>
+        <w:numPr>
+          <w:ilvl w:val="0"/>
+          <w:numId w:val="1015"/>
+        </w:numPr>
+      </w:pPr>
+      <w:r>
+        <w:t xml:space="preserve">have an explicit status</w:t>
+      </w:r>
+    </w:p>
+    <w:p>
+      <w:pPr>
+        <w:pStyle w:val="Compact"/>
+        <w:numPr>
+          <w:ilvl w:val="0"/>
+          <w:numId w:val="1015"/>
+        </w:numPr>
+      </w:pPr>
+      <w:r>
+        <w:t xml:space="preserve">preserve relevant decision state</w:t>
+      </w:r>
+    </w:p>
+    <w:p>
+      <w:pPr>
+        <w:pStyle w:val="Compact"/>
+        <w:numPr>
+          <w:ilvl w:val="0"/>
+          <w:numId w:val="1015"/>
+        </w:numPr>
+      </w:pPr>
+      <w:r>
+        <w:t xml:space="preserve">preserve decision timestamps</w:t>
+      </w:r>
+    </w:p>
+    <w:p>
+      <w:pPr>
+        <w:pStyle w:val="FirstParagraph"/>
+      </w:pPr>
+      <w:r>
+        <w:t xml:space="preserve">An accepted decision does not automatically imply successful order execution.</w:t>
+      </w:r>
+    </w:p>
+    <w:p>
+      <w:pPr>
+        <w:pStyle w:val="BodyText"/>
+      </w:pPr>
+      <w:r>
+        <w:t xml:space="preserve">Decision state and order state shall remain separate.</w:t>
+      </w:r>
+    </w:p>
+    <w:bookmarkEnd w:id="26"/>
+    <w:bookmarkStart w:id="27" w:name="trading-decision-events"/>
+    <w:p>
+      <w:pPr>
+        <w:pStyle w:val="Heading2"/>
+      </w:pPr>
+      <w:r>
+        <w:t xml:space="preserve">Trading Decision Events</w:t>
+      </w:r>
+    </w:p>
+    <w:p>
+      <w:pPr>
+        <w:pStyle w:val="FirstParagraph"/>
+      </w:pPr>
+      <w:r>
         <w:t xml:space="preserve">Examples:</w:t>
       </w:r>
     </w:p>
@@ -703,47 +1570,71 @@
         <w:pStyle w:val="Compact"/>
         <w:numPr>
           <w:ilvl w:val="0"/>
-          <w:numId w:val="1006"/>
-        </w:numPr>
-      </w:pPr>
-      <w:r>
-        <w:t xml:space="preserve">Risk Evaluation</w:t>
-      </w:r>
-    </w:p>
-    <w:p>
-      <w:pPr>
-        <w:pStyle w:val="Compact"/>
-        <w:numPr>
-          <w:ilvl w:val="0"/>
-          <w:numId w:val="1006"/>
-        </w:numPr>
-      </w:pPr>
-      <w:r>
-        <w:t xml:space="preserve">Position Calculation</w:t>
-      </w:r>
-    </w:p>
-    <w:p>
-      <w:pPr>
-        <w:pStyle w:val="Compact"/>
-        <w:numPr>
-          <w:ilvl w:val="0"/>
-          <w:numId w:val="1006"/>
-        </w:numPr>
-      </w:pPr>
-      <w:r>
-        <w:t xml:space="preserve">Order Validation</w:t>
-      </w:r>
-    </w:p>
-    <w:p>
-      <w:pPr>
-        <w:pStyle w:val="Compact"/>
-        <w:numPr>
-          <w:ilvl w:val="0"/>
-          <w:numId w:val="1006"/>
-        </w:numPr>
-      </w:pPr>
-      <w:r>
-        <w:t xml:space="preserve">Strategy Evaluation</w:t>
+          <w:numId w:val="1016"/>
+        </w:numPr>
+      </w:pPr>
+      <w:r>
+        <w:t xml:space="preserve">TradingDecisionCreated</w:t>
+      </w:r>
+    </w:p>
+    <w:p>
+      <w:pPr>
+        <w:pStyle w:val="Compact"/>
+        <w:numPr>
+          <w:ilvl w:val="0"/>
+          <w:numId w:val="1016"/>
+        </w:numPr>
+      </w:pPr>
+      <w:r>
+        <w:t xml:space="preserve">TradingDecisionAccepted</w:t>
+      </w:r>
+    </w:p>
+    <w:p>
+      <w:pPr>
+        <w:pStyle w:val="Compact"/>
+        <w:numPr>
+          <w:ilvl w:val="0"/>
+          <w:numId w:val="1016"/>
+        </w:numPr>
+      </w:pPr>
+      <w:r>
+        <w:t xml:space="preserve">TradingDecisionRejected</w:t>
+      </w:r>
+    </w:p>
+    <w:p>
+      <w:pPr>
+        <w:pStyle w:val="Compact"/>
+        <w:numPr>
+          <w:ilvl w:val="0"/>
+          <w:numId w:val="1016"/>
+        </w:numPr>
+      </w:pPr>
+      <w:r>
+        <w:t xml:space="preserve">TradingDecisionCancelled</w:t>
+      </w:r>
+    </w:p>
+    <w:p>
+      <w:pPr>
+        <w:pStyle w:val="Compact"/>
+        <w:numPr>
+          <w:ilvl w:val="0"/>
+          <w:numId w:val="1016"/>
+        </w:numPr>
+      </w:pPr>
+      <w:r>
+        <w:t xml:space="preserve">TradingDecisionExecuted</w:t>
+      </w:r>
+    </w:p>
+    <w:p>
+      <w:pPr>
+        <w:pStyle w:val="Compact"/>
+        <w:numPr>
+          <w:ilvl w:val="0"/>
+          <w:numId w:val="1016"/>
+        </w:numPr>
+      </w:pPr>
+      <w:r>
+        <w:t xml:space="preserve">TradingDecisionReviewed</w:t>
       </w:r>
     </w:p>
     <w:p>
@@ -753,22 +1644,40 @@
         </w:pict>
       </w:r>
     </w:p>
-    <w:bookmarkEnd w:id="16"/>
-    <w:bookmarkStart w:id="17" w:name="domain-events"/>
+    <w:bookmarkEnd w:id="27"/>
+    <w:bookmarkEnd w:id="28"/>
+    <w:bookmarkStart w:id="32" w:name="portfolio"/>
     <w:p>
       <w:pPr>
         <w:pStyle w:val="Heading1"/>
       </w:pPr>
       <w:r>
-        <w:t xml:space="preserve">Domain Events</w:t>
-      </w:r>
-    </w:p>
-    <w:p>
-      <w:pPr>
-        <w:pStyle w:val="FirstParagraph"/>
-      </w:pPr>
-      <w:r>
-        <w:t xml:space="preserve">Business events communicate significant state changes.</w:t>
+        <w:t xml:space="preserve">Portfolio</w:t>
+      </w:r>
+    </w:p>
+    <w:p>
+      <w:pPr>
+        <w:pStyle w:val="FirstParagraph"/>
+      </w:pPr>
+      <w:r>
+        <w:t xml:space="preserve">The Portfolio capability represents the user’s trading portfolio from a business perspective.</w:t>
+      </w:r>
+    </w:p>
+    <w:bookmarkStart w:id="29" w:name="portfolio-1"/>
+    <w:p>
+      <w:pPr>
+        <w:pStyle w:val="Heading2"/>
+      </w:pPr>
+      <w:r>
+        <w:t xml:space="preserve">Portfolio</w:t>
+      </w:r>
+    </w:p>
+    <w:p>
+      <w:pPr>
+        <w:pStyle w:val="FirstParagraph"/>
+      </w:pPr>
+      <w:r>
+        <w:t xml:space="preserve">Portfolio is an Aggregate Root.</w:t>
       </w:r>
     </w:p>
     <w:p>
@@ -776,6 +1685,112 @@
         <w:pStyle w:val="BodyText"/>
       </w:pPr>
       <w:r>
+        <w:t xml:space="preserve">Typical state may include:</w:t>
+      </w:r>
+    </w:p>
+    <w:p>
+      <w:pPr>
+        <w:pStyle w:val="Compact"/>
+        <w:numPr>
+          <w:ilvl w:val="0"/>
+          <w:numId w:val="1017"/>
+        </w:numPr>
+      </w:pPr>
+      <w:r>
+        <w:t xml:space="preserve">PortfolioId</w:t>
+      </w:r>
+    </w:p>
+    <w:p>
+      <w:pPr>
+        <w:pStyle w:val="Compact"/>
+        <w:numPr>
+          <w:ilvl w:val="0"/>
+          <w:numId w:val="1017"/>
+        </w:numPr>
+      </w:pPr>
+      <w:r>
+        <w:t xml:space="preserve">AccountReference</w:t>
+      </w:r>
+    </w:p>
+    <w:p>
+      <w:pPr>
+        <w:pStyle w:val="Compact"/>
+        <w:numPr>
+          <w:ilvl w:val="0"/>
+          <w:numId w:val="1017"/>
+        </w:numPr>
+      </w:pPr>
+      <w:r>
+        <w:t xml:space="preserve">Positions</w:t>
+      </w:r>
+    </w:p>
+    <w:p>
+      <w:pPr>
+        <w:pStyle w:val="Compact"/>
+        <w:numPr>
+          <w:ilvl w:val="0"/>
+          <w:numId w:val="1017"/>
+        </w:numPr>
+      </w:pPr>
+      <w:r>
+        <w:t xml:space="preserve">Currency</w:t>
+      </w:r>
+    </w:p>
+    <w:p>
+      <w:pPr>
+        <w:pStyle w:val="Compact"/>
+        <w:numPr>
+          <w:ilvl w:val="0"/>
+          <w:numId w:val="1017"/>
+        </w:numPr>
+      </w:pPr>
+      <w:r>
+        <w:t xml:space="preserve">ValuationState</w:t>
+      </w:r>
+    </w:p>
+    <w:p>
+      <w:pPr>
+        <w:pStyle w:val="Compact"/>
+        <w:numPr>
+          <w:ilvl w:val="0"/>
+          <w:numId w:val="1017"/>
+        </w:numPr>
+      </w:pPr>
+      <w:r>
+        <w:t xml:space="preserve">UpdatedAt</w:t>
+      </w:r>
+    </w:p>
+    <w:p>
+      <w:pPr>
+        <w:pStyle w:val="FirstParagraph"/>
+      </w:pPr>
+      <w:r>
+        <w:t xml:space="preserve">The Domain shall distinguish between known and unavailable financial values.</w:t>
+      </w:r>
+    </w:p>
+    <w:p>
+      <w:pPr>
+        <w:pStyle w:val="BodyText"/>
+      </w:pPr>
+      <w:r>
+        <w:t xml:space="preserve">Missing financial information shall not silently become zero.</w:t>
+      </w:r>
+    </w:p>
+    <w:bookmarkEnd w:id="29"/>
+    <w:bookmarkStart w:id="30" w:name="portfolio-rules"/>
+    <w:p>
+      <w:pPr>
+        <w:pStyle w:val="Heading2"/>
+      </w:pPr>
+      <w:r>
+        <w:t xml:space="preserve">Portfolio Rules</w:t>
+      </w:r>
+    </w:p>
+    <w:p>
+      <w:pPr>
+        <w:pStyle w:val="FirstParagraph"/>
+      </w:pPr>
+      <w:r>
         <w:t xml:space="preserve">Examples:</w:t>
       </w:r>
     </w:p>
@@ -784,79 +1799,101 @@
         <w:pStyle w:val="Compact"/>
         <w:numPr>
           <w:ilvl w:val="0"/>
-          <w:numId w:val="1007"/>
-        </w:numPr>
-      </w:pPr>
-      <w:r>
-        <w:t xml:space="preserve">OrderSubmitted</w:t>
-      </w:r>
-    </w:p>
-    <w:p>
-      <w:pPr>
-        <w:pStyle w:val="Compact"/>
-        <w:numPr>
-          <w:ilvl w:val="0"/>
-          <w:numId w:val="1007"/>
-        </w:numPr>
-      </w:pPr>
-      <w:r>
-        <w:t xml:space="preserve">OrderFilled</w:t>
-      </w:r>
-    </w:p>
-    <w:p>
-      <w:pPr>
-        <w:pStyle w:val="Compact"/>
-        <w:numPr>
-          <w:ilvl w:val="0"/>
-          <w:numId w:val="1007"/>
-        </w:numPr>
-      </w:pPr>
-      <w:r>
-        <w:t xml:space="preserve">PositionOpened</w:t>
-      </w:r>
-    </w:p>
-    <w:p>
-      <w:pPr>
-        <w:pStyle w:val="Compact"/>
-        <w:numPr>
-          <w:ilvl w:val="0"/>
-          <w:numId w:val="1007"/>
-        </w:numPr>
-      </w:pPr>
-      <w:r>
-        <w:t xml:space="preserve">PositionClosed</w:t>
-      </w:r>
-    </w:p>
-    <w:p>
-      <w:pPr>
-        <w:pStyle w:val="Compact"/>
-        <w:numPr>
-          <w:ilvl w:val="0"/>
-          <w:numId w:val="1007"/>
-        </w:numPr>
-      </w:pPr>
-      <w:r>
-        <w:t xml:space="preserve">StrategyActivated</w:t>
-      </w:r>
-    </w:p>
-    <w:p>
-      <w:pPr>
-        <w:pStyle w:val="Compact"/>
-        <w:numPr>
-          <w:ilvl w:val="0"/>
-          <w:numId w:val="1007"/>
-        </w:numPr>
-      </w:pPr>
-      <w:r>
-        <w:t xml:space="preserve">RiskLimitExceeded</w:t>
-      </w:r>
-    </w:p>
-    <w:p>
-      <w:pPr>
-        <w:pStyle w:val="FirstParagraph"/>
-      </w:pPr>
-      <w:r>
-        <w:t xml:space="preserve">Events are immutable.</w:t>
+          <w:numId w:val="1018"/>
+        </w:numPr>
+      </w:pPr>
+      <w:r>
+        <w:t xml:space="preserve">Portfolio identity shall remain stable.</w:t>
+      </w:r>
+    </w:p>
+    <w:p>
+      <w:pPr>
+        <w:pStyle w:val="Compact"/>
+        <w:numPr>
+          <w:ilvl w:val="0"/>
+          <w:numId w:val="1018"/>
+        </w:numPr>
+      </w:pPr>
+      <w:r>
+        <w:t xml:space="preserve">Position references shall remain consistent.</w:t>
+      </w:r>
+    </w:p>
+    <w:p>
+      <w:pPr>
+        <w:pStyle w:val="Compact"/>
+        <w:numPr>
+          <w:ilvl w:val="0"/>
+          <w:numId w:val="1018"/>
+        </w:numPr>
+      </w:pPr>
+      <w:r>
+        <w:t xml:space="preserve">Financial values shall preserve currency context.</w:t>
+      </w:r>
+    </w:p>
+    <w:p>
+      <w:pPr>
+        <w:pStyle w:val="Compact"/>
+        <w:numPr>
+          <w:ilvl w:val="0"/>
+          <w:numId w:val="1018"/>
+        </w:numPr>
+      </w:pPr>
+      <w:r>
+        <w:t xml:space="preserve">Unavailable values shall remain explicitly unavailable.</w:t>
+      </w:r>
+    </w:p>
+    <w:bookmarkEnd w:id="30"/>
+    <w:bookmarkStart w:id="31" w:name="portfolio-events"/>
+    <w:p>
+      <w:pPr>
+        <w:pStyle w:val="Heading2"/>
+      </w:pPr>
+      <w:r>
+        <w:t xml:space="preserve">Portfolio Events</w:t>
+      </w:r>
+    </w:p>
+    <w:p>
+      <w:pPr>
+        <w:pStyle w:val="FirstParagraph"/>
+      </w:pPr>
+      <w:r>
+        <w:t xml:space="preserve">Examples:</w:t>
+      </w:r>
+    </w:p>
+    <w:p>
+      <w:pPr>
+        <w:pStyle w:val="Compact"/>
+        <w:numPr>
+          <w:ilvl w:val="0"/>
+          <w:numId w:val="1019"/>
+        </w:numPr>
+      </w:pPr>
+      <w:r>
+        <w:t xml:space="preserve">PortfolioUpdated</w:t>
+      </w:r>
+    </w:p>
+    <w:p>
+      <w:pPr>
+        <w:pStyle w:val="Compact"/>
+        <w:numPr>
+          <w:ilvl w:val="0"/>
+          <w:numId w:val="1019"/>
+        </w:numPr>
+      </w:pPr>
+      <w:r>
+        <w:t xml:space="preserve">PortfolioValuationUpdated</w:t>
+      </w:r>
+    </w:p>
+    <w:p>
+      <w:pPr>
+        <w:pStyle w:val="Compact"/>
+        <w:numPr>
+          <w:ilvl w:val="0"/>
+          <w:numId w:val="1019"/>
+        </w:numPr>
+      </w:pPr>
+      <w:r>
+        <w:t xml:space="preserve">PortfolioStateChanged</w:t>
       </w:r>
     </w:p>
     <w:p>
@@ -866,22 +1903,40 @@
         </w:pict>
       </w:r>
     </w:p>
-    <w:bookmarkEnd w:id="17"/>
-    <w:bookmarkStart w:id="18" w:name="repository-interfaces"/>
+    <w:bookmarkEnd w:id="31"/>
+    <w:bookmarkEnd w:id="32"/>
+    <w:bookmarkStart w:id="36" w:name="positions"/>
     <w:p>
       <w:pPr>
         <w:pStyle w:val="Heading1"/>
       </w:pPr>
       <w:r>
-        <w:t xml:space="preserve">Repository Interfaces</w:t>
-      </w:r>
-    </w:p>
-    <w:p>
-      <w:pPr>
-        <w:pStyle w:val="FirstParagraph"/>
-      </w:pPr>
-      <w:r>
-        <w:t xml:space="preserve">The Domain defines repository interfaces only.</w:t>
+        <w:t xml:space="preserve">Positions</w:t>
+      </w:r>
+    </w:p>
+    <w:p>
+      <w:pPr>
+        <w:pStyle w:val="FirstParagraph"/>
+      </w:pPr>
+      <w:r>
+        <w:t xml:space="preserve">The Position capability represents an economic position in an instrument.</w:t>
+      </w:r>
+    </w:p>
+    <w:bookmarkStart w:id="33" w:name="position"/>
+    <w:p>
+      <w:pPr>
+        <w:pStyle w:val="Heading2"/>
+      </w:pPr>
+      <w:r>
+        <w:t xml:space="preserve">Position</w:t>
+      </w:r>
+    </w:p>
+    <w:p>
+      <w:pPr>
+        <w:pStyle w:val="FirstParagraph"/>
+      </w:pPr>
+      <w:r>
+        <w:t xml:space="preserve">Position is an Aggregate Root where independent lifecycle rules are required.</w:t>
       </w:r>
     </w:p>
     <w:p>
@@ -889,50 +1944,287 @@
         <w:pStyle w:val="BodyText"/>
       </w:pPr>
       <w:r>
-        <w:t xml:space="preserve">Implementations belong to the Infrastructure layer.</w:t>
-      </w:r>
-    </w:p>
-    <w:p>
-      <w:pPr>
-        <w:pStyle w:val="BodyText"/>
-      </w:pPr>
-      <w:r>
-        <w:t xml:space="preserve">Example:</w:t>
-      </w:r>
-    </w:p>
-    <w:p>
-      <w:pPr>
-        <w:pStyle w:val="SourceCode"/>
-      </w:pPr>
-      <w:r>
-        <w:rPr>
-          <w:rStyle w:val="VerbatimChar"/>
-        </w:rPr>
-        <w:t xml:space="preserve">PositionRepository</w:t>
-      </w:r>
-      <w:r>
-        <w:br/>
-      </w:r>
-      <w:r>
-        <w:br/>
-      </w:r>
-      <w:r>
-        <w:rPr>
-          <w:rStyle w:val="VerbatimChar"/>
-        </w:rPr>
-        <w:t xml:space="preserve">↓</w:t>
-      </w:r>
-      <w:r>
-        <w:br/>
-      </w:r>
-      <w:r>
-        <w:br/>
-      </w:r>
-      <w:r>
-        <w:rPr>
-          <w:rStyle w:val="VerbatimChar"/>
-        </w:rPr>
-        <w:t xml:space="preserve">SQLitePositionRepository</w:t>
+        <w:t xml:space="preserve">Typical state may include:</w:t>
+      </w:r>
+    </w:p>
+    <w:p>
+      <w:pPr>
+        <w:pStyle w:val="Compact"/>
+        <w:numPr>
+          <w:ilvl w:val="0"/>
+          <w:numId w:val="1020"/>
+        </w:numPr>
+      </w:pPr>
+      <w:r>
+        <w:t xml:space="preserve">PositionId</w:t>
+      </w:r>
+    </w:p>
+    <w:p>
+      <w:pPr>
+        <w:pStyle w:val="Compact"/>
+        <w:numPr>
+          <w:ilvl w:val="0"/>
+          <w:numId w:val="1020"/>
+        </w:numPr>
+      </w:pPr>
+      <w:r>
+        <w:t xml:space="preserve">InstrumentId</w:t>
+      </w:r>
+    </w:p>
+    <w:p>
+      <w:pPr>
+        <w:pStyle w:val="Compact"/>
+        <w:numPr>
+          <w:ilvl w:val="0"/>
+          <w:numId w:val="1020"/>
+        </w:numPr>
+      </w:pPr>
+      <w:r>
+        <w:t xml:space="preserve">Quantity</w:t>
+      </w:r>
+    </w:p>
+    <w:p>
+      <w:pPr>
+        <w:pStyle w:val="Compact"/>
+        <w:numPr>
+          <w:ilvl w:val="0"/>
+          <w:numId w:val="1020"/>
+        </w:numPr>
+      </w:pPr>
+      <w:r>
+        <w:t xml:space="preserve">AveragePrice</w:t>
+      </w:r>
+    </w:p>
+    <w:p>
+      <w:pPr>
+        <w:pStyle w:val="Compact"/>
+        <w:numPr>
+          <w:ilvl w:val="0"/>
+          <w:numId w:val="1020"/>
+        </w:numPr>
+      </w:pPr>
+      <w:r>
+        <w:t xml:space="preserve">PositionStatus</w:t>
+      </w:r>
+    </w:p>
+    <w:p>
+      <w:pPr>
+        <w:pStyle w:val="Compact"/>
+        <w:numPr>
+          <w:ilvl w:val="0"/>
+          <w:numId w:val="1020"/>
+        </w:numPr>
+      </w:pPr>
+      <w:r>
+        <w:t xml:space="preserve">OpenedAt</w:t>
+      </w:r>
+    </w:p>
+    <w:p>
+      <w:pPr>
+        <w:pStyle w:val="Compact"/>
+        <w:numPr>
+          <w:ilvl w:val="0"/>
+          <w:numId w:val="1020"/>
+        </w:numPr>
+      </w:pPr>
+      <w:r>
+        <w:t xml:space="preserve">ClosedAt</w:t>
+      </w:r>
+    </w:p>
+    <w:p>
+      <w:pPr>
+        <w:pStyle w:val="FirstParagraph"/>
+      </w:pPr>
+      <w:r>
+        <w:t xml:space="preserve">Possible states may include:</w:t>
+      </w:r>
+    </w:p>
+    <w:p>
+      <w:pPr>
+        <w:pStyle w:val="Compact"/>
+        <w:numPr>
+          <w:ilvl w:val="0"/>
+          <w:numId w:val="1021"/>
+        </w:numPr>
+      </w:pPr>
+      <w:r>
+        <w:t xml:space="preserve">Open</w:t>
+      </w:r>
+    </w:p>
+    <w:p>
+      <w:pPr>
+        <w:pStyle w:val="Compact"/>
+        <w:numPr>
+          <w:ilvl w:val="0"/>
+          <w:numId w:val="1021"/>
+        </w:numPr>
+      </w:pPr>
+      <w:r>
+        <w:t xml:space="preserve">Closing</w:t>
+      </w:r>
+    </w:p>
+    <w:p>
+      <w:pPr>
+        <w:pStyle w:val="Compact"/>
+        <w:numPr>
+          <w:ilvl w:val="0"/>
+          <w:numId w:val="1021"/>
+        </w:numPr>
+      </w:pPr>
+      <w:r>
+        <w:t xml:space="preserve">Closed</w:t>
+      </w:r>
+    </w:p>
+    <w:p>
+      <w:pPr>
+        <w:pStyle w:val="FirstParagraph"/>
+      </w:pPr>
+      <w:r>
+        <w:t xml:space="preserve">Additional states require explicit business justification.</w:t>
+      </w:r>
+    </w:p>
+    <w:bookmarkEnd w:id="33"/>
+    <w:bookmarkStart w:id="34" w:name="position-rules"/>
+    <w:p>
+      <w:pPr>
+        <w:pStyle w:val="Heading2"/>
+      </w:pPr>
+      <w:r>
+        <w:t xml:space="preserve">Position Rules</w:t>
+      </w:r>
+    </w:p>
+    <w:p>
+      <w:pPr>
+        <w:pStyle w:val="FirstParagraph"/>
+      </w:pPr>
+      <w:r>
+        <w:t xml:space="preserve">Examples:</w:t>
+      </w:r>
+    </w:p>
+    <w:p>
+      <w:pPr>
+        <w:pStyle w:val="Compact"/>
+        <w:numPr>
+          <w:ilvl w:val="0"/>
+          <w:numId w:val="1022"/>
+        </w:numPr>
+      </w:pPr>
+      <w:r>
+        <w:t xml:space="preserve">Position shall reference a valid Instrument.</w:t>
+      </w:r>
+    </w:p>
+    <w:p>
+      <w:pPr>
+        <w:pStyle w:val="Compact"/>
+        <w:numPr>
+          <w:ilvl w:val="0"/>
+          <w:numId w:val="1022"/>
+        </w:numPr>
+      </w:pPr>
+      <w:r>
+        <w:t xml:space="preserve">Quantity semantics shall remain explicit.</w:t>
+      </w:r>
+    </w:p>
+    <w:p>
+      <w:pPr>
+        <w:pStyle w:val="Compact"/>
+        <w:numPr>
+          <w:ilvl w:val="0"/>
+          <w:numId w:val="1022"/>
+        </w:numPr>
+      </w:pPr>
+      <w:r>
+        <w:t xml:space="preserve">State transitions shall remain valid.</w:t>
+      </w:r>
+    </w:p>
+    <w:p>
+      <w:pPr>
+        <w:pStyle w:val="Compact"/>
+        <w:numPr>
+          <w:ilvl w:val="0"/>
+          <w:numId w:val="1022"/>
+        </w:numPr>
+      </w:pPr>
+      <w:r>
+        <w:t xml:space="preserve">Closed positions shall not silently return to Open.</w:t>
+      </w:r>
+    </w:p>
+    <w:p>
+      <w:pPr>
+        <w:pStyle w:val="Compact"/>
+        <w:numPr>
+          <w:ilvl w:val="0"/>
+          <w:numId w:val="1022"/>
+        </w:numPr>
+      </w:pPr>
+      <w:r>
+        <w:t xml:space="preserve">Missing average price shall remain unavailable.</w:t>
+      </w:r>
+    </w:p>
+    <w:bookmarkEnd w:id="34"/>
+    <w:bookmarkStart w:id="35" w:name="position-events"/>
+    <w:p>
+      <w:pPr>
+        <w:pStyle w:val="Heading2"/>
+      </w:pPr>
+      <w:r>
+        <w:t xml:space="preserve">Position Events</w:t>
+      </w:r>
+    </w:p>
+    <w:p>
+      <w:pPr>
+        <w:pStyle w:val="FirstParagraph"/>
+      </w:pPr>
+      <w:r>
+        <w:t xml:space="preserve">Examples:</w:t>
+      </w:r>
+    </w:p>
+    <w:p>
+      <w:pPr>
+        <w:pStyle w:val="Compact"/>
+        <w:numPr>
+          <w:ilvl w:val="0"/>
+          <w:numId w:val="1023"/>
+        </w:numPr>
+      </w:pPr>
+      <w:r>
+        <w:t xml:space="preserve">PositionOpened</w:t>
+      </w:r>
+    </w:p>
+    <w:p>
+      <w:pPr>
+        <w:pStyle w:val="Compact"/>
+        <w:numPr>
+          <w:ilvl w:val="0"/>
+          <w:numId w:val="1023"/>
+        </w:numPr>
+      </w:pPr>
+      <w:r>
+        <w:t xml:space="preserve">PositionUpdated</w:t>
+      </w:r>
+    </w:p>
+    <w:p>
+      <w:pPr>
+        <w:pStyle w:val="Compact"/>
+        <w:numPr>
+          <w:ilvl w:val="0"/>
+          <w:numId w:val="1023"/>
+        </w:numPr>
+      </w:pPr>
+      <w:r>
+        <w:t xml:space="preserve">PositionClosing</w:t>
+      </w:r>
+    </w:p>
+    <w:p>
+      <w:pPr>
+        <w:pStyle w:val="Compact"/>
+        <w:numPr>
+          <w:ilvl w:val="0"/>
+          <w:numId w:val="1023"/>
+        </w:numPr>
+      </w:pPr>
+      <w:r>
+        <w:t xml:space="preserve">PositionClosed</w:t>
       </w:r>
     </w:p>
     <w:p>
@@ -942,22 +2234,40 @@
         </w:pict>
       </w:r>
     </w:p>
-    <w:bookmarkEnd w:id="18"/>
-    <w:bookmarkStart w:id="19" w:name="business-rules"/>
+    <w:bookmarkEnd w:id="35"/>
+    <w:bookmarkEnd w:id="36"/>
+    <w:bookmarkStart w:id="41" w:name="orders"/>
     <w:p>
       <w:pPr>
         <w:pStyle w:val="Heading1"/>
       </w:pPr>
       <w:r>
-        <w:t xml:space="preserve">Business Rules</w:t>
-      </w:r>
-    </w:p>
-    <w:p>
-      <w:pPr>
-        <w:pStyle w:val="FirstParagraph"/>
-      </w:pPr>
-      <w:r>
-        <w:t xml:space="preserve">Business rules always remain inside the Domain.</w:t>
+        <w:t xml:space="preserve">Orders</w:t>
+      </w:r>
+    </w:p>
+    <w:p>
+      <w:pPr>
+        <w:pStyle w:val="FirstParagraph"/>
+      </w:pPr>
+      <w:r>
+        <w:t xml:space="preserve">The Order capability represents the business lifecycle of a trading order.</w:t>
+      </w:r>
+    </w:p>
+    <w:bookmarkStart w:id="37" w:name="order"/>
+    <w:p>
+      <w:pPr>
+        <w:pStyle w:val="Heading2"/>
+      </w:pPr>
+      <w:r>
+        <w:t xml:space="preserve">Order</w:t>
+      </w:r>
+    </w:p>
+    <w:p>
+      <w:pPr>
+        <w:pStyle w:val="FirstParagraph"/>
+      </w:pPr>
+      <w:r>
+        <w:t xml:space="preserve">Order is an Aggregate Root.</w:t>
       </w:r>
     </w:p>
     <w:p>
@@ -965,6 +2275,248 @@
         <w:pStyle w:val="BodyText"/>
       </w:pPr>
       <w:r>
+        <w:t xml:space="preserve">Typical state may include:</w:t>
+      </w:r>
+    </w:p>
+    <w:p>
+      <w:pPr>
+        <w:pStyle w:val="Compact"/>
+        <w:numPr>
+          <w:ilvl w:val="0"/>
+          <w:numId w:val="1024"/>
+        </w:numPr>
+      </w:pPr>
+      <w:r>
+        <w:t xml:space="preserve">OrderId</w:t>
+      </w:r>
+    </w:p>
+    <w:p>
+      <w:pPr>
+        <w:pStyle w:val="Compact"/>
+        <w:numPr>
+          <w:ilvl w:val="0"/>
+          <w:numId w:val="1024"/>
+        </w:numPr>
+      </w:pPr>
+      <w:r>
+        <w:t xml:space="preserve">InstrumentId</w:t>
+      </w:r>
+    </w:p>
+    <w:p>
+      <w:pPr>
+        <w:pStyle w:val="Compact"/>
+        <w:numPr>
+          <w:ilvl w:val="0"/>
+          <w:numId w:val="1024"/>
+        </w:numPr>
+      </w:pPr>
+      <w:r>
+        <w:t xml:space="preserve">Action</w:t>
+      </w:r>
+    </w:p>
+    <w:p>
+      <w:pPr>
+        <w:pStyle w:val="Compact"/>
+        <w:numPr>
+          <w:ilvl w:val="0"/>
+          <w:numId w:val="1024"/>
+        </w:numPr>
+      </w:pPr>
+      <w:r>
+        <w:t xml:space="preserve">Quantity</w:t>
+      </w:r>
+    </w:p>
+    <w:p>
+      <w:pPr>
+        <w:pStyle w:val="Compact"/>
+        <w:numPr>
+          <w:ilvl w:val="0"/>
+          <w:numId w:val="1024"/>
+        </w:numPr>
+      </w:pPr>
+      <w:r>
+        <w:t xml:space="preserve">OrderType</w:t>
+      </w:r>
+    </w:p>
+    <w:p>
+      <w:pPr>
+        <w:pStyle w:val="Compact"/>
+        <w:numPr>
+          <w:ilvl w:val="0"/>
+          <w:numId w:val="1024"/>
+        </w:numPr>
+      </w:pPr>
+      <w:r>
+        <w:t xml:space="preserve">PriceParameters</w:t>
+      </w:r>
+    </w:p>
+    <w:p>
+      <w:pPr>
+        <w:pStyle w:val="Compact"/>
+        <w:numPr>
+          <w:ilvl w:val="0"/>
+          <w:numId w:val="1024"/>
+        </w:numPr>
+      </w:pPr>
+      <w:r>
+        <w:t xml:space="preserve">OrderStatus</w:t>
+      </w:r>
+    </w:p>
+    <w:p>
+      <w:pPr>
+        <w:pStyle w:val="Compact"/>
+        <w:numPr>
+          <w:ilvl w:val="0"/>
+          <w:numId w:val="1024"/>
+        </w:numPr>
+      </w:pPr>
+      <w:r>
+        <w:t xml:space="preserve">CreatedAt</w:t>
+      </w:r>
+    </w:p>
+    <w:p>
+      <w:pPr>
+        <w:pStyle w:val="Compact"/>
+        <w:numPr>
+          <w:ilvl w:val="0"/>
+          <w:numId w:val="1024"/>
+        </w:numPr>
+      </w:pPr>
+      <w:r>
+        <w:t xml:space="preserve">UpdatedAt</w:t>
+      </w:r>
+    </w:p>
+    <w:p>
+      <w:pPr>
+        <w:pStyle w:val="FirstParagraph"/>
+      </w:pPr>
+      <w:r>
+        <w:t xml:space="preserve">Possible order states may include:</w:t>
+      </w:r>
+    </w:p>
+    <w:p>
+      <w:pPr>
+        <w:pStyle w:val="Compact"/>
+        <w:numPr>
+          <w:ilvl w:val="0"/>
+          <w:numId w:val="1025"/>
+        </w:numPr>
+      </w:pPr>
+      <w:r>
+        <w:t xml:space="preserve">Draft</w:t>
+      </w:r>
+    </w:p>
+    <w:p>
+      <w:pPr>
+        <w:pStyle w:val="Compact"/>
+        <w:numPr>
+          <w:ilvl w:val="0"/>
+          <w:numId w:val="1025"/>
+        </w:numPr>
+      </w:pPr>
+      <w:r>
+        <w:t xml:space="preserve">Validated</w:t>
+      </w:r>
+    </w:p>
+    <w:p>
+      <w:pPr>
+        <w:pStyle w:val="Compact"/>
+        <w:numPr>
+          <w:ilvl w:val="0"/>
+          <w:numId w:val="1025"/>
+        </w:numPr>
+      </w:pPr>
+      <w:r>
+        <w:t xml:space="preserve">Submitted</w:t>
+      </w:r>
+    </w:p>
+    <w:p>
+      <w:pPr>
+        <w:pStyle w:val="Compact"/>
+        <w:numPr>
+          <w:ilvl w:val="0"/>
+          <w:numId w:val="1025"/>
+        </w:numPr>
+      </w:pPr>
+      <w:r>
+        <w:t xml:space="preserve">Acknowledged</w:t>
+      </w:r>
+    </w:p>
+    <w:p>
+      <w:pPr>
+        <w:pStyle w:val="Compact"/>
+        <w:numPr>
+          <w:ilvl w:val="0"/>
+          <w:numId w:val="1025"/>
+        </w:numPr>
+      </w:pPr>
+      <w:r>
+        <w:t xml:space="preserve">PartiallyFilled</w:t>
+      </w:r>
+    </w:p>
+    <w:p>
+      <w:pPr>
+        <w:pStyle w:val="Compact"/>
+        <w:numPr>
+          <w:ilvl w:val="0"/>
+          <w:numId w:val="1025"/>
+        </w:numPr>
+      </w:pPr>
+      <w:r>
+        <w:t xml:space="preserve">Filled</w:t>
+      </w:r>
+    </w:p>
+    <w:p>
+      <w:pPr>
+        <w:pStyle w:val="Compact"/>
+        <w:numPr>
+          <w:ilvl w:val="0"/>
+          <w:numId w:val="1025"/>
+        </w:numPr>
+      </w:pPr>
+      <w:r>
+        <w:t xml:space="preserve">CancelPending</w:t>
+      </w:r>
+    </w:p>
+    <w:p>
+      <w:pPr>
+        <w:pStyle w:val="Compact"/>
+        <w:numPr>
+          <w:ilvl w:val="0"/>
+          <w:numId w:val="1025"/>
+        </w:numPr>
+      </w:pPr>
+      <w:r>
+        <w:t xml:space="preserve">Cancelled</w:t>
+      </w:r>
+    </w:p>
+    <w:p>
+      <w:pPr>
+        <w:pStyle w:val="Compact"/>
+        <w:numPr>
+          <w:ilvl w:val="0"/>
+          <w:numId w:val="1025"/>
+        </w:numPr>
+      </w:pPr>
+      <w:r>
+        <w:t xml:space="preserve">Rejected</w:t>
+      </w:r>
+    </w:p>
+    <w:bookmarkEnd w:id="37"/>
+    <w:bookmarkStart w:id="38" w:name="order-invariants"/>
+    <w:p>
+      <w:pPr>
+        <w:pStyle w:val="Heading2"/>
+      </w:pPr>
+      <w:r>
+        <w:t xml:space="preserve">Order Invariants</w:t>
+      </w:r>
+    </w:p>
+    <w:p>
+      <w:pPr>
+        <w:pStyle w:val="FirstParagraph"/>
+      </w:pPr>
+      <w:r>
         <w:t xml:space="preserve">Examples:</w:t>
       </w:r>
     </w:p>
@@ -973,59 +2525,291 @@
         <w:pStyle w:val="Compact"/>
         <w:numPr>
           <w:ilvl w:val="0"/>
-          <w:numId w:val="1008"/>
-        </w:numPr>
-      </w:pPr>
-      <w:r>
-        <w:t xml:space="preserve">position validation</w:t>
-      </w:r>
-    </w:p>
-    <w:p>
-      <w:pPr>
-        <w:pStyle w:val="Compact"/>
-        <w:numPr>
-          <w:ilvl w:val="0"/>
-          <w:numId w:val="1008"/>
-        </w:numPr>
-      </w:pPr>
-      <w:r>
-        <w:t xml:space="preserve">order validation</w:t>
-      </w:r>
-    </w:p>
-    <w:p>
-      <w:pPr>
-        <w:pStyle w:val="Compact"/>
-        <w:numPr>
-          <w:ilvl w:val="0"/>
-          <w:numId w:val="1008"/>
-        </w:numPr>
-      </w:pPr>
-      <w:r>
-        <w:t xml:space="preserve">risk calculation</w:t>
-      </w:r>
-    </w:p>
-    <w:p>
-      <w:pPr>
-        <w:pStyle w:val="Compact"/>
-        <w:numPr>
-          <w:ilvl w:val="0"/>
-          <w:numId w:val="1008"/>
-        </w:numPr>
-      </w:pPr>
-      <w:r>
-        <w:t xml:space="preserve">portfolio consistency</w:t>
-      </w:r>
-    </w:p>
-    <w:p>
-      <w:pPr>
-        <w:pStyle w:val="Compact"/>
-        <w:numPr>
-          <w:ilvl w:val="0"/>
-          <w:numId w:val="1008"/>
-        </w:numPr>
-      </w:pPr>
-      <w:r>
-        <w:t xml:space="preserve">strategy rules</w:t>
+          <w:numId w:val="1026"/>
+        </w:numPr>
+      </w:pPr>
+      <w:r>
+        <w:t xml:space="preserve">Order shall reference a valid Instrument.</w:t>
+      </w:r>
+    </w:p>
+    <w:p>
+      <w:pPr>
+        <w:pStyle w:val="Compact"/>
+        <w:numPr>
+          <w:ilvl w:val="0"/>
+          <w:numId w:val="1026"/>
+        </w:numPr>
+      </w:pPr>
+      <w:r>
+        <w:t xml:space="preserve">Quantity shall satisfy order rules.</w:t>
+      </w:r>
+    </w:p>
+    <w:p>
+      <w:pPr>
+        <w:pStyle w:val="Compact"/>
+        <w:numPr>
+          <w:ilvl w:val="0"/>
+          <w:numId w:val="1026"/>
+        </w:numPr>
+      </w:pPr>
+      <w:r>
+        <w:t xml:space="preserve">Required price parameters shall exist for the selected order type.</w:t>
+      </w:r>
+    </w:p>
+    <w:p>
+      <w:pPr>
+        <w:pStyle w:val="Compact"/>
+        <w:numPr>
+          <w:ilvl w:val="0"/>
+          <w:numId w:val="1026"/>
+        </w:numPr>
+      </w:pPr>
+      <w:r>
+        <w:t xml:space="preserve">Invalid orders shall not enter Submitted state.</w:t>
+      </w:r>
+    </w:p>
+    <w:p>
+      <w:pPr>
+        <w:pStyle w:val="Compact"/>
+        <w:numPr>
+          <w:ilvl w:val="0"/>
+          <w:numId w:val="1026"/>
+        </w:numPr>
+      </w:pPr>
+      <w:r>
+        <w:t xml:space="preserve">Filled orders shall not return to Submitted.</w:t>
+      </w:r>
+    </w:p>
+    <w:p>
+      <w:pPr>
+        <w:pStyle w:val="Compact"/>
+        <w:numPr>
+          <w:ilvl w:val="0"/>
+          <w:numId w:val="1026"/>
+        </w:numPr>
+      </w:pPr>
+      <w:r>
+        <w:t xml:space="preserve">Rejected orders shall preserve rejection state.</w:t>
+      </w:r>
+    </w:p>
+    <w:bookmarkEnd w:id="38"/>
+    <w:bookmarkStart w:id="39" w:name="order-validation"/>
+    <w:p>
+      <w:pPr>
+        <w:pStyle w:val="Heading2"/>
+      </w:pPr>
+      <w:r>
+        <w:t xml:space="preserve">Order Validation</w:t>
+      </w:r>
+    </w:p>
+    <w:p>
+      <w:pPr>
+        <w:pStyle w:val="FirstParagraph"/>
+      </w:pPr>
+      <w:r>
+        <w:t xml:space="preserve">Order validation is domain logic where validation depends on business rules.</w:t>
+      </w:r>
+    </w:p>
+    <w:p>
+      <w:pPr>
+        <w:pStyle w:val="BodyText"/>
+      </w:pPr>
+      <w:r>
+        <w:t xml:space="preserve">Examples:</w:t>
+      </w:r>
+    </w:p>
+    <w:p>
+      <w:pPr>
+        <w:pStyle w:val="Compact"/>
+        <w:numPr>
+          <w:ilvl w:val="0"/>
+          <w:numId w:val="1027"/>
+        </w:numPr>
+      </w:pPr>
+      <w:r>
+        <w:t xml:space="preserve">valid quantity</w:t>
+      </w:r>
+    </w:p>
+    <w:p>
+      <w:pPr>
+        <w:pStyle w:val="Compact"/>
+        <w:numPr>
+          <w:ilvl w:val="0"/>
+          <w:numId w:val="1027"/>
+        </w:numPr>
+      </w:pPr>
+      <w:r>
+        <w:t xml:space="preserve">valid action</w:t>
+      </w:r>
+    </w:p>
+    <w:p>
+      <w:pPr>
+        <w:pStyle w:val="Compact"/>
+        <w:numPr>
+          <w:ilvl w:val="0"/>
+          <w:numId w:val="1027"/>
+        </w:numPr>
+      </w:pPr>
+      <w:r>
+        <w:t xml:space="preserve">valid order type</w:t>
+      </w:r>
+    </w:p>
+    <w:p>
+      <w:pPr>
+        <w:pStyle w:val="Compact"/>
+        <w:numPr>
+          <w:ilvl w:val="0"/>
+          <w:numId w:val="1027"/>
+        </w:numPr>
+      </w:pPr>
+      <w:r>
+        <w:t xml:space="preserve">required price parameters</w:t>
+      </w:r>
+    </w:p>
+    <w:p>
+      <w:pPr>
+        <w:pStyle w:val="Compact"/>
+        <w:numPr>
+          <w:ilvl w:val="0"/>
+          <w:numId w:val="1027"/>
+        </w:numPr>
+      </w:pPr>
+      <w:r>
+        <w:t xml:space="preserve">supported instrument constraints</w:t>
+      </w:r>
+    </w:p>
+    <w:p>
+      <w:pPr>
+        <w:pStyle w:val="FirstParagraph"/>
+      </w:pPr>
+      <w:r>
+        <w:t xml:space="preserve">Broker-specific technical validation remains in the broker adapter.</w:t>
+      </w:r>
+    </w:p>
+    <w:bookmarkEnd w:id="39"/>
+    <w:bookmarkStart w:id="40" w:name="order-events"/>
+    <w:p>
+      <w:pPr>
+        <w:pStyle w:val="Heading2"/>
+      </w:pPr>
+      <w:r>
+        <w:t xml:space="preserve">Order Events</w:t>
+      </w:r>
+    </w:p>
+    <w:p>
+      <w:pPr>
+        <w:pStyle w:val="FirstParagraph"/>
+      </w:pPr>
+      <w:r>
+        <w:t xml:space="preserve">Examples:</w:t>
+      </w:r>
+    </w:p>
+    <w:p>
+      <w:pPr>
+        <w:pStyle w:val="Compact"/>
+        <w:numPr>
+          <w:ilvl w:val="0"/>
+          <w:numId w:val="1028"/>
+        </w:numPr>
+      </w:pPr>
+      <w:r>
+        <w:t xml:space="preserve">OrderCreated</w:t>
+      </w:r>
+    </w:p>
+    <w:p>
+      <w:pPr>
+        <w:pStyle w:val="Compact"/>
+        <w:numPr>
+          <w:ilvl w:val="0"/>
+          <w:numId w:val="1028"/>
+        </w:numPr>
+      </w:pPr>
+      <w:r>
+        <w:t xml:space="preserve">OrderValidated</w:t>
+      </w:r>
+    </w:p>
+    <w:p>
+      <w:pPr>
+        <w:pStyle w:val="Compact"/>
+        <w:numPr>
+          <w:ilvl w:val="0"/>
+          <w:numId w:val="1028"/>
+        </w:numPr>
+      </w:pPr>
+      <w:r>
+        <w:t xml:space="preserve">OrderSubmitted</w:t>
+      </w:r>
+    </w:p>
+    <w:p>
+      <w:pPr>
+        <w:pStyle w:val="Compact"/>
+        <w:numPr>
+          <w:ilvl w:val="0"/>
+          <w:numId w:val="1028"/>
+        </w:numPr>
+      </w:pPr>
+      <w:r>
+        <w:t xml:space="preserve">OrderAcknowledged</w:t>
+      </w:r>
+    </w:p>
+    <w:p>
+      <w:pPr>
+        <w:pStyle w:val="Compact"/>
+        <w:numPr>
+          <w:ilvl w:val="0"/>
+          <w:numId w:val="1028"/>
+        </w:numPr>
+      </w:pPr>
+      <w:r>
+        <w:t xml:space="preserve">OrderPartiallyFilled</w:t>
+      </w:r>
+    </w:p>
+    <w:p>
+      <w:pPr>
+        <w:pStyle w:val="Compact"/>
+        <w:numPr>
+          <w:ilvl w:val="0"/>
+          <w:numId w:val="1028"/>
+        </w:numPr>
+      </w:pPr>
+      <w:r>
+        <w:t xml:space="preserve">OrderFilled</w:t>
+      </w:r>
+    </w:p>
+    <w:p>
+      <w:pPr>
+        <w:pStyle w:val="Compact"/>
+        <w:numPr>
+          <w:ilvl w:val="0"/>
+          <w:numId w:val="1028"/>
+        </w:numPr>
+      </w:pPr>
+      <w:r>
+        <w:t xml:space="preserve">OrderCancellationRequested</w:t>
+      </w:r>
+    </w:p>
+    <w:p>
+      <w:pPr>
+        <w:pStyle w:val="Compact"/>
+        <w:numPr>
+          <w:ilvl w:val="0"/>
+          <w:numId w:val="1028"/>
+        </w:numPr>
+      </w:pPr>
+      <w:r>
+        <w:t xml:space="preserve">OrderCancelled</w:t>
+      </w:r>
+    </w:p>
+    <w:p>
+      <w:pPr>
+        <w:pStyle w:val="Compact"/>
+        <w:numPr>
+          <w:ilvl w:val="0"/>
+          <w:numId w:val="1028"/>
+        </w:numPr>
+      </w:pPr>
+      <w:r>
+        <w:t xml:space="preserve">OrderRejected</w:t>
       </w:r>
     </w:p>
     <w:p>
@@ -1035,118 +2819,274 @@
         </w:pict>
       </w:r>
     </w:p>
-    <w:bookmarkEnd w:id="19"/>
-    <w:bookmarkStart w:id="20" w:name="domain-independence"/>
+    <w:bookmarkEnd w:id="40"/>
+    <w:bookmarkEnd w:id="41"/>
+    <w:bookmarkStart w:id="44" w:name="risk"/>
     <w:p>
       <w:pPr>
         <w:pStyle w:val="Heading1"/>
       </w:pPr>
       <w:r>
-        <w:t xml:space="preserve">Domain Independence</w:t>
-      </w:r>
-    </w:p>
-    <w:p>
-      <w:pPr>
-        <w:pStyle w:val="FirstParagraph"/>
-      </w:pPr>
-      <w:r>
-        <w:t xml:space="preserve">The Domain must never depend on:</w:t>
-      </w:r>
-    </w:p>
-    <w:p>
-      <w:pPr>
-        <w:pStyle w:val="Compact"/>
-        <w:numPr>
-          <w:ilvl w:val="0"/>
-          <w:numId w:val="1009"/>
-        </w:numPr>
-      </w:pPr>
-      <w:r>
-        <w:t xml:space="preserve">databases</w:t>
-      </w:r>
-    </w:p>
-    <w:p>
-      <w:pPr>
-        <w:pStyle w:val="Compact"/>
-        <w:numPr>
-          <w:ilvl w:val="0"/>
-          <w:numId w:val="1009"/>
-        </w:numPr>
-      </w:pPr>
-      <w:r>
-        <w:t xml:space="preserve">YAML</w:t>
-      </w:r>
-    </w:p>
-    <w:p>
-      <w:pPr>
-        <w:pStyle w:val="Compact"/>
-        <w:numPr>
-          <w:ilvl w:val="0"/>
-          <w:numId w:val="1009"/>
-        </w:numPr>
-      </w:pPr>
-      <w:r>
-        <w:t xml:space="preserve">JSON</w:t>
-      </w:r>
-    </w:p>
-    <w:p>
-      <w:pPr>
-        <w:pStyle w:val="Compact"/>
-        <w:numPr>
-          <w:ilvl w:val="0"/>
-          <w:numId w:val="1009"/>
-        </w:numPr>
-      </w:pPr>
-      <w:r>
-        <w:t xml:space="preserve">REST</w:t>
-      </w:r>
-    </w:p>
-    <w:p>
-      <w:pPr>
-        <w:pStyle w:val="Compact"/>
-        <w:numPr>
-          <w:ilvl w:val="0"/>
-          <w:numId w:val="1009"/>
-        </w:numPr>
-      </w:pPr>
-      <w:r>
-        <w:t xml:space="preserve">UI</w:t>
-      </w:r>
-    </w:p>
-    <w:p>
-      <w:pPr>
-        <w:pStyle w:val="Compact"/>
-        <w:numPr>
-          <w:ilvl w:val="0"/>
-          <w:numId w:val="1009"/>
-        </w:numPr>
-      </w:pPr>
-      <w:r>
-        <w:t xml:space="preserve">Logging</w:t>
-      </w:r>
-    </w:p>
-    <w:p>
-      <w:pPr>
-        <w:pStyle w:val="Compact"/>
-        <w:numPr>
-          <w:ilvl w:val="0"/>
-          <w:numId w:val="1009"/>
-        </w:numPr>
-      </w:pPr>
-      <w:r>
-        <w:t xml:space="preserve">Frameworks</w:t>
-      </w:r>
-    </w:p>
-    <w:p>
-      <w:pPr>
-        <w:pStyle w:val="Compact"/>
-        <w:numPr>
-          <w:ilvl w:val="0"/>
-          <w:numId w:val="1009"/>
-        </w:numPr>
-      </w:pPr>
-      <w:r>
-        <w:t xml:space="preserve">Broker APIs</w:t>
+        <w:t xml:space="preserve">Risk</w:t>
+      </w:r>
+    </w:p>
+    <w:p>
+      <w:pPr>
+        <w:pStyle w:val="FirstParagraph"/>
+      </w:pPr>
+      <w:r>
+        <w:t xml:space="preserve">The Risk capability represents available trading and portfolio risk context.</w:t>
+      </w:r>
+    </w:p>
+    <w:p>
+      <w:pPr>
+        <w:pStyle w:val="BodyText"/>
+      </w:pPr>
+      <w:r>
+        <w:t xml:space="preserve">Risk information may include:</w:t>
+      </w:r>
+    </w:p>
+    <w:p>
+      <w:pPr>
+        <w:pStyle w:val="Compact"/>
+        <w:numPr>
+          <w:ilvl w:val="0"/>
+          <w:numId w:val="1029"/>
+        </w:numPr>
+      </w:pPr>
+      <w:r>
+        <w:t xml:space="preserve">Portfolio Exposure</w:t>
+      </w:r>
+    </w:p>
+    <w:p>
+      <w:pPr>
+        <w:pStyle w:val="Compact"/>
+        <w:numPr>
+          <w:ilvl w:val="0"/>
+          <w:numId w:val="1029"/>
+        </w:numPr>
+      </w:pPr>
+      <w:r>
+        <w:t xml:space="preserve">Position Exposure</w:t>
+      </w:r>
+    </w:p>
+    <w:p>
+      <w:pPr>
+        <w:pStyle w:val="Compact"/>
+        <w:numPr>
+          <w:ilvl w:val="0"/>
+          <w:numId w:val="1029"/>
+        </w:numPr>
+      </w:pPr>
+      <w:r>
+        <w:t xml:space="preserve">Concentration</w:t>
+      </w:r>
+    </w:p>
+    <w:p>
+      <w:pPr>
+        <w:pStyle w:val="Compact"/>
+        <w:numPr>
+          <w:ilvl w:val="0"/>
+          <w:numId w:val="1029"/>
+        </w:numPr>
+      </w:pPr>
+      <w:r>
+        <w:t xml:space="preserve">Margin Context</w:t>
+      </w:r>
+    </w:p>
+    <w:p>
+      <w:pPr>
+        <w:pStyle w:val="Compact"/>
+        <w:numPr>
+          <w:ilvl w:val="0"/>
+          <w:numId w:val="1029"/>
+        </w:numPr>
+      </w:pPr>
+      <w:r>
+        <w:t xml:space="preserve">Risk Limits</w:t>
+      </w:r>
+    </w:p>
+    <w:p>
+      <w:pPr>
+        <w:pStyle w:val="FirstParagraph"/>
+      </w:pPr>
+      <w:r>
+        <w:t xml:space="preserve">Risk values shall preserve:</w:t>
+      </w:r>
+    </w:p>
+    <w:p>
+      <w:pPr>
+        <w:pStyle w:val="Compact"/>
+        <w:numPr>
+          <w:ilvl w:val="0"/>
+          <w:numId w:val="1030"/>
+        </w:numPr>
+      </w:pPr>
+      <w:r>
+        <w:t xml:space="preserve">value</w:t>
+      </w:r>
+    </w:p>
+    <w:p>
+      <w:pPr>
+        <w:pStyle w:val="Compact"/>
+        <w:numPr>
+          <w:ilvl w:val="0"/>
+          <w:numId w:val="1030"/>
+        </w:numPr>
+      </w:pPr>
+      <w:r>
+        <w:t xml:space="preserve">source context where business-relevant</w:t>
+      </w:r>
+    </w:p>
+    <w:p>
+      <w:pPr>
+        <w:pStyle w:val="Compact"/>
+        <w:numPr>
+          <w:ilvl w:val="0"/>
+          <w:numId w:val="1030"/>
+        </w:numPr>
+      </w:pPr>
+      <w:r>
+        <w:t xml:space="preserve">availability state</w:t>
+      </w:r>
+    </w:p>
+    <w:p>
+      <w:pPr>
+        <w:pStyle w:val="Compact"/>
+        <w:numPr>
+          <w:ilvl w:val="0"/>
+          <w:numId w:val="1030"/>
+        </w:numPr>
+      </w:pPr>
+      <w:r>
+        <w:t xml:space="preserve">timestamp where time-dependent</w:t>
+      </w:r>
+    </w:p>
+    <w:p>
+      <w:pPr>
+        <w:pStyle w:val="FirstParagraph"/>
+      </w:pPr>
+      <w:r>
+        <w:t xml:space="preserve">Unavailable risk information shall remain explicitly unavailable.</w:t>
+      </w:r>
+    </w:p>
+    <w:bookmarkStart w:id="42" w:name="risk-rules"/>
+    <w:p>
+      <w:pPr>
+        <w:pStyle w:val="Heading2"/>
+      </w:pPr>
+      <w:r>
+        <w:t xml:space="preserve">Risk Rules</w:t>
+      </w:r>
+    </w:p>
+    <w:p>
+      <w:pPr>
+        <w:pStyle w:val="FirstParagraph"/>
+      </w:pPr>
+      <w:r>
+        <w:t xml:space="preserve">Examples:</w:t>
+      </w:r>
+    </w:p>
+    <w:p>
+      <w:pPr>
+        <w:pStyle w:val="Compact"/>
+        <w:numPr>
+          <w:ilvl w:val="0"/>
+          <w:numId w:val="1031"/>
+        </w:numPr>
+      </w:pPr>
+      <w:r>
+        <w:t xml:space="preserve">risk values shall preserve measurement context</w:t>
+      </w:r>
+    </w:p>
+    <w:p>
+      <w:pPr>
+        <w:pStyle w:val="Compact"/>
+        <w:numPr>
+          <w:ilvl w:val="0"/>
+          <w:numId w:val="1031"/>
+        </w:numPr>
+      </w:pPr>
+      <w:r>
+        <w:t xml:space="preserve">incompatible currencies shall not be combined silently</w:t>
+      </w:r>
+    </w:p>
+    <w:p>
+      <w:pPr>
+        <w:pStyle w:val="Compact"/>
+        <w:numPr>
+          <w:ilvl w:val="0"/>
+          <w:numId w:val="1031"/>
+        </w:numPr>
+      </w:pPr>
+      <w:r>
+        <w:t xml:space="preserve">unavailable values shall not be treated as zero</w:t>
+      </w:r>
+    </w:p>
+    <w:p>
+      <w:pPr>
+        <w:pStyle w:val="Compact"/>
+        <w:numPr>
+          <w:ilvl w:val="0"/>
+          <w:numId w:val="1031"/>
+        </w:numPr>
+      </w:pPr>
+      <w:r>
+        <w:t xml:space="preserve">risk limit violations shall remain explicit</w:t>
+      </w:r>
+    </w:p>
+    <w:bookmarkEnd w:id="42"/>
+    <w:bookmarkStart w:id="43" w:name="risk-events"/>
+    <w:p>
+      <w:pPr>
+        <w:pStyle w:val="Heading2"/>
+      </w:pPr>
+      <w:r>
+        <w:t xml:space="preserve">Risk Events</w:t>
+      </w:r>
+    </w:p>
+    <w:p>
+      <w:pPr>
+        <w:pStyle w:val="FirstParagraph"/>
+      </w:pPr>
+      <w:r>
+        <w:t xml:space="preserve">Examples:</w:t>
+      </w:r>
+    </w:p>
+    <w:p>
+      <w:pPr>
+        <w:pStyle w:val="Compact"/>
+        <w:numPr>
+          <w:ilvl w:val="0"/>
+          <w:numId w:val="1032"/>
+        </w:numPr>
+      </w:pPr>
+      <w:r>
+        <w:t xml:space="preserve">RiskContextUpdated</w:t>
+      </w:r>
+    </w:p>
+    <w:p>
+      <w:pPr>
+        <w:pStyle w:val="Compact"/>
+        <w:numPr>
+          <w:ilvl w:val="0"/>
+          <w:numId w:val="1032"/>
+        </w:numPr>
+      </w:pPr>
+      <w:r>
+        <w:t xml:space="preserve">RiskLimitExceeded</w:t>
+      </w:r>
+    </w:p>
+    <w:p>
+      <w:pPr>
+        <w:pStyle w:val="Compact"/>
+        <w:numPr>
+          <w:ilvl w:val="0"/>
+          <w:numId w:val="1032"/>
+        </w:numPr>
+      </w:pPr>
+      <w:r>
+        <w:t xml:space="preserve">RiskStateChanged</w:t>
       </w:r>
     </w:p>
     <w:p>
@@ -1156,22 +3096,23 @@
         </w:pict>
       </w:r>
     </w:p>
-    <w:bookmarkEnd w:id="20"/>
-    <w:bookmarkStart w:id="21" w:name="evolution"/>
+    <w:bookmarkEnd w:id="43"/>
+    <w:bookmarkEnd w:id="44"/>
+    <w:bookmarkStart w:id="48" w:name="trading-review"/>
     <w:p>
       <w:pPr>
         <w:pStyle w:val="Heading1"/>
       </w:pPr>
       <w:r>
-        <w:t xml:space="preserve">Evolution</w:t>
-      </w:r>
-    </w:p>
-    <w:p>
-      <w:pPr>
-        <w:pStyle w:val="FirstParagraph"/>
-      </w:pPr>
-      <w:r>
-        <w:t xml:space="preserve">The Domain Model evolves continuously as new business capabilities are introduced.</w:t>
+        <w:t xml:space="preserve">Trading Review</w:t>
+      </w:r>
+    </w:p>
+    <w:p>
+      <w:pPr>
+        <w:pStyle w:val="FirstParagraph"/>
+      </w:pPr>
+      <w:r>
+        <w:t xml:space="preserve">Trading Review represents the business capability for reviewing trading decisions and outcomes.</w:t>
       </w:r>
     </w:p>
     <w:p>
@@ -1179,7 +3120,300 @@
         <w:pStyle w:val="BodyText"/>
       </w:pPr>
       <w:r>
-        <w:t xml:space="preserve">New concepts should integrate into existing bounded contexts whenever possible.</w:t>
+        <w:t xml:space="preserve">It connects historical:</w:t>
+      </w:r>
+    </w:p>
+    <w:p>
+      <w:pPr>
+        <w:pStyle w:val="Compact"/>
+        <w:numPr>
+          <w:ilvl w:val="0"/>
+          <w:numId w:val="1033"/>
+        </w:numPr>
+      </w:pPr>
+      <w:r>
+        <w:t xml:space="preserve">Trading Candidates</w:t>
+      </w:r>
+    </w:p>
+    <w:p>
+      <w:pPr>
+        <w:pStyle w:val="Compact"/>
+        <w:numPr>
+          <w:ilvl w:val="0"/>
+          <w:numId w:val="1033"/>
+        </w:numPr>
+      </w:pPr>
+      <w:r>
+        <w:t xml:space="preserve">Trading Decisions</w:t>
+      </w:r>
+    </w:p>
+    <w:p>
+      <w:pPr>
+        <w:pStyle w:val="Compact"/>
+        <w:numPr>
+          <w:ilvl w:val="0"/>
+          <w:numId w:val="1033"/>
+        </w:numPr>
+      </w:pPr>
+      <w:r>
+        <w:t xml:space="preserve">Orders</w:t>
+      </w:r>
+    </w:p>
+    <w:p>
+      <w:pPr>
+        <w:pStyle w:val="Compact"/>
+        <w:numPr>
+          <w:ilvl w:val="0"/>
+          <w:numId w:val="1033"/>
+        </w:numPr>
+      </w:pPr>
+      <w:r>
+        <w:t xml:space="preserve">Executions</w:t>
+      </w:r>
+    </w:p>
+    <w:p>
+      <w:pPr>
+        <w:pStyle w:val="Compact"/>
+        <w:numPr>
+          <w:ilvl w:val="0"/>
+          <w:numId w:val="1033"/>
+        </w:numPr>
+      </w:pPr>
+      <w:r>
+        <w:t xml:space="preserve">Positions</w:t>
+      </w:r>
+    </w:p>
+    <w:p>
+      <w:pPr>
+        <w:pStyle w:val="Compact"/>
+        <w:numPr>
+          <w:ilvl w:val="0"/>
+          <w:numId w:val="1033"/>
+        </w:numPr>
+      </w:pPr>
+      <w:r>
+        <w:t xml:space="preserve">Outcomes</w:t>
+      </w:r>
+    </w:p>
+    <w:bookmarkStart w:id="45" w:name="trade-review"/>
+    <w:p>
+      <w:pPr>
+        <w:pStyle w:val="Heading2"/>
+      </w:pPr>
+      <w:r>
+        <w:t xml:space="preserve">Trade Review</w:t>
+      </w:r>
+    </w:p>
+    <w:p>
+      <w:pPr>
+        <w:pStyle w:val="FirstParagraph"/>
+      </w:pPr>
+      <w:r>
+        <w:t xml:space="preserve">A Trade Review may represent a completed or reviewable trading workflow.</w:t>
+      </w:r>
+    </w:p>
+    <w:p>
+      <w:pPr>
+        <w:pStyle w:val="BodyText"/>
+      </w:pPr>
+      <w:r>
+        <w:t xml:space="preserve">Typical state may include:</w:t>
+      </w:r>
+    </w:p>
+    <w:p>
+      <w:pPr>
+        <w:pStyle w:val="Compact"/>
+        <w:numPr>
+          <w:ilvl w:val="0"/>
+          <w:numId w:val="1034"/>
+        </w:numPr>
+      </w:pPr>
+      <w:r>
+        <w:t xml:space="preserve">ReviewId</w:t>
+      </w:r>
+    </w:p>
+    <w:p>
+      <w:pPr>
+        <w:pStyle w:val="Compact"/>
+        <w:numPr>
+          <w:ilvl w:val="0"/>
+          <w:numId w:val="1034"/>
+        </w:numPr>
+      </w:pPr>
+      <w:r>
+        <w:t xml:space="preserve">DecisionId</w:t>
+      </w:r>
+    </w:p>
+    <w:p>
+      <w:pPr>
+        <w:pStyle w:val="Compact"/>
+        <w:numPr>
+          <w:ilvl w:val="0"/>
+          <w:numId w:val="1034"/>
+        </w:numPr>
+      </w:pPr>
+      <w:r>
+        <w:t xml:space="preserve">InstrumentId</w:t>
+      </w:r>
+    </w:p>
+    <w:p>
+      <w:pPr>
+        <w:pStyle w:val="Compact"/>
+        <w:numPr>
+          <w:ilvl w:val="0"/>
+          <w:numId w:val="1034"/>
+        </w:numPr>
+      </w:pPr>
+      <w:r>
+        <w:t xml:space="preserve">ReviewStatus</w:t>
+      </w:r>
+    </w:p>
+    <w:p>
+      <w:pPr>
+        <w:pStyle w:val="Compact"/>
+        <w:numPr>
+          <w:ilvl w:val="0"/>
+          <w:numId w:val="1034"/>
+        </w:numPr>
+      </w:pPr>
+      <w:r>
+        <w:t xml:space="preserve">Notes</w:t>
+      </w:r>
+    </w:p>
+    <w:p>
+      <w:pPr>
+        <w:pStyle w:val="Compact"/>
+        <w:numPr>
+          <w:ilvl w:val="0"/>
+          <w:numId w:val="1034"/>
+        </w:numPr>
+      </w:pPr>
+      <w:r>
+        <w:t xml:space="preserve">Tags</w:t>
+      </w:r>
+    </w:p>
+    <w:p>
+      <w:pPr>
+        <w:pStyle w:val="Compact"/>
+        <w:numPr>
+          <w:ilvl w:val="0"/>
+          <w:numId w:val="1034"/>
+        </w:numPr>
+      </w:pPr>
+      <w:r>
+        <w:t xml:space="preserve">OutcomeReference</w:t>
+      </w:r>
+    </w:p>
+    <w:p>
+      <w:pPr>
+        <w:pStyle w:val="Compact"/>
+        <w:numPr>
+          <w:ilvl w:val="0"/>
+          <w:numId w:val="1034"/>
+        </w:numPr>
+      </w:pPr>
+      <w:r>
+        <w:t xml:space="preserve">CreatedAt</w:t>
+      </w:r>
+    </w:p>
+    <w:p>
+      <w:pPr>
+        <w:pStyle w:val="Compact"/>
+        <w:numPr>
+          <w:ilvl w:val="0"/>
+          <w:numId w:val="1034"/>
+        </w:numPr>
+      </w:pPr>
+      <w:r>
+        <w:t xml:space="preserve">UpdatedAt</w:t>
+      </w:r>
+    </w:p>
+    <w:bookmarkEnd w:id="45"/>
+    <w:bookmarkStart w:id="46" w:name="trading-review-rules"/>
+    <w:p>
+      <w:pPr>
+        <w:pStyle w:val="Heading2"/>
+      </w:pPr>
+      <w:r>
+        <w:t xml:space="preserve">Trading Review Rules</w:t>
+      </w:r>
+    </w:p>
+    <w:p>
+      <w:pPr>
+        <w:pStyle w:val="FirstParagraph"/>
+      </w:pPr>
+      <w:r>
+        <w:t xml:space="preserve">A review shall preserve references to the historical trading workflow.</w:t>
+      </w:r>
+    </w:p>
+    <w:p>
+      <w:pPr>
+        <w:pStyle w:val="BodyText"/>
+      </w:pPr>
+      <w:r>
+        <w:t xml:space="preserve">Historical business state shall not be silently rewritten to match later state.</w:t>
+      </w:r>
+    </w:p>
+    <w:p>
+      <w:pPr>
+        <w:pStyle w:val="BodyText"/>
+      </w:pPr>
+      <w:r>
+        <w:t xml:space="preserve">Corrections shall remain traceable where practical.</w:t>
+      </w:r>
+    </w:p>
+    <w:bookmarkEnd w:id="46"/>
+    <w:bookmarkStart w:id="47" w:name="trading-review-events"/>
+    <w:p>
+      <w:pPr>
+        <w:pStyle w:val="Heading2"/>
+      </w:pPr>
+      <w:r>
+        <w:t xml:space="preserve">Trading Review Events</w:t>
+      </w:r>
+    </w:p>
+    <w:p>
+      <w:pPr>
+        <w:pStyle w:val="FirstParagraph"/>
+      </w:pPr>
+      <w:r>
+        <w:t xml:space="preserve">Examples:</w:t>
+      </w:r>
+    </w:p>
+    <w:p>
+      <w:pPr>
+        <w:pStyle w:val="Compact"/>
+        <w:numPr>
+          <w:ilvl w:val="0"/>
+          <w:numId w:val="1035"/>
+        </w:numPr>
+      </w:pPr>
+      <w:r>
+        <w:t xml:space="preserve">TradeReviewCreated</w:t>
+      </w:r>
+    </w:p>
+    <w:p>
+      <w:pPr>
+        <w:pStyle w:val="Compact"/>
+        <w:numPr>
+          <w:ilvl w:val="0"/>
+          <w:numId w:val="1035"/>
+        </w:numPr>
+      </w:pPr>
+      <w:r>
+        <w:t xml:space="preserve">TradeReviewUpdated</w:t>
+      </w:r>
+    </w:p>
+    <w:p>
+      <w:pPr>
+        <w:pStyle w:val="Compact"/>
+        <w:numPr>
+          <w:ilvl w:val="0"/>
+          <w:numId w:val="1035"/>
+        </w:numPr>
+      </w:pPr>
+      <w:r>
+        <w:t xml:space="preserve">TradeReviewCompleted</w:t>
       </w:r>
     </w:p>
     <w:p>
@@ -1189,22 +3423,23 @@
         </w:pict>
       </w:r>
     </w:p>
-    <w:bookmarkEnd w:id="21"/>
-    <w:bookmarkStart w:id="22" w:name="bounded-contexts"/>
+    <w:bookmarkEnd w:id="47"/>
+    <w:bookmarkEnd w:id="48"/>
+    <w:bookmarkStart w:id="49" w:name="value-objects"/>
     <w:p>
       <w:pPr>
         <w:pStyle w:val="Heading1"/>
       </w:pPr>
       <w:r>
-        <w:t xml:space="preserve">Bounded Contexts</w:t>
-      </w:r>
-    </w:p>
-    <w:p>
-      <w:pPr>
-        <w:pStyle w:val="FirstParagraph"/>
-      </w:pPr>
-      <w:r>
-        <w:t xml:space="preserve">Each business domain represents an independent bounded context.</w:t>
+        <w:t xml:space="preserve">Value Objects</w:t>
+      </w:r>
+    </w:p>
+    <w:p>
+      <w:pPr>
+        <w:pStyle w:val="FirstParagraph"/>
+      </w:pPr>
+      <w:r>
+        <w:t xml:space="preserve">Value Objects represent immutable business values.</w:t>
       </w:r>
     </w:p>
     <w:p>
@@ -1212,51 +3447,191 @@
         <w:pStyle w:val="BodyText"/>
       </w:pPr>
       <w:r>
-        <w:t xml:space="preserve">Communication between bounded contexts should occur through:</w:t>
-      </w:r>
-    </w:p>
-    <w:p>
-      <w:pPr>
-        <w:pStyle w:val="Compact"/>
-        <w:numPr>
-          <w:ilvl w:val="0"/>
-          <w:numId w:val="1010"/>
-        </w:numPr>
-      </w:pPr>
-      <w:r>
-        <w:t xml:space="preserve">domain events</w:t>
-      </w:r>
-    </w:p>
-    <w:p>
-      <w:pPr>
-        <w:pStyle w:val="Compact"/>
-        <w:numPr>
-          <w:ilvl w:val="0"/>
-          <w:numId w:val="1010"/>
-        </w:numPr>
-      </w:pPr>
-      <w:r>
-        <w:t xml:space="preserve">well-defined interfaces</w:t>
-      </w:r>
-    </w:p>
-    <w:p>
-      <w:pPr>
-        <w:pStyle w:val="Compact"/>
-        <w:numPr>
-          <w:ilvl w:val="0"/>
-          <w:numId w:val="1010"/>
-        </w:numPr>
-      </w:pPr>
-      <w:r>
-        <w:t xml:space="preserve">application services</w:t>
-      </w:r>
-    </w:p>
-    <w:p>
-      <w:pPr>
-        <w:pStyle w:val="FirstParagraph"/>
-      </w:pPr>
-      <w:r>
-        <w:t xml:space="preserve">Avoid direct coupling between unrelated domains.</w:t>
+        <w:t xml:space="preserve">Initial Value Objects may include:</w:t>
+      </w:r>
+    </w:p>
+    <w:p>
+      <w:pPr>
+        <w:pStyle w:val="Compact"/>
+        <w:numPr>
+          <w:ilvl w:val="0"/>
+          <w:numId w:val="1036"/>
+        </w:numPr>
+      </w:pPr>
+      <w:r>
+        <w:t xml:space="preserve">InstrumentId</w:t>
+      </w:r>
+    </w:p>
+    <w:p>
+      <w:pPr>
+        <w:pStyle w:val="Compact"/>
+        <w:numPr>
+          <w:ilvl w:val="0"/>
+          <w:numId w:val="1036"/>
+        </w:numPr>
+      </w:pPr>
+      <w:r>
+        <w:t xml:space="preserve">WatchlistId</w:t>
+      </w:r>
+    </w:p>
+    <w:p>
+      <w:pPr>
+        <w:pStyle w:val="Compact"/>
+        <w:numPr>
+          <w:ilvl w:val="0"/>
+          <w:numId w:val="1036"/>
+        </w:numPr>
+      </w:pPr>
+      <w:r>
+        <w:t xml:space="preserve">CandidateId</w:t>
+      </w:r>
+    </w:p>
+    <w:p>
+      <w:pPr>
+        <w:pStyle w:val="Compact"/>
+        <w:numPr>
+          <w:ilvl w:val="0"/>
+          <w:numId w:val="1036"/>
+        </w:numPr>
+      </w:pPr>
+      <w:r>
+        <w:t xml:space="preserve">DecisionId</w:t>
+      </w:r>
+    </w:p>
+    <w:p>
+      <w:pPr>
+        <w:pStyle w:val="Compact"/>
+        <w:numPr>
+          <w:ilvl w:val="0"/>
+          <w:numId w:val="1036"/>
+        </w:numPr>
+      </w:pPr>
+      <w:r>
+        <w:t xml:space="preserve">PortfolioId</w:t>
+      </w:r>
+    </w:p>
+    <w:p>
+      <w:pPr>
+        <w:pStyle w:val="Compact"/>
+        <w:numPr>
+          <w:ilvl w:val="0"/>
+          <w:numId w:val="1036"/>
+        </w:numPr>
+      </w:pPr>
+      <w:r>
+        <w:t xml:space="preserve">PositionId</w:t>
+      </w:r>
+    </w:p>
+    <w:p>
+      <w:pPr>
+        <w:pStyle w:val="Compact"/>
+        <w:numPr>
+          <w:ilvl w:val="0"/>
+          <w:numId w:val="1036"/>
+        </w:numPr>
+      </w:pPr>
+      <w:r>
+        <w:t xml:space="preserve">OrderId</w:t>
+      </w:r>
+    </w:p>
+    <w:p>
+      <w:pPr>
+        <w:pStyle w:val="Compact"/>
+        <w:numPr>
+          <w:ilvl w:val="0"/>
+          <w:numId w:val="1036"/>
+        </w:numPr>
+      </w:pPr>
+      <w:r>
+        <w:t xml:space="preserve">Symbol</w:t>
+      </w:r>
+    </w:p>
+    <w:p>
+      <w:pPr>
+        <w:pStyle w:val="Compact"/>
+        <w:numPr>
+          <w:ilvl w:val="0"/>
+          <w:numId w:val="1036"/>
+        </w:numPr>
+      </w:pPr>
+      <w:r>
+        <w:t xml:space="preserve">Price</w:t>
+      </w:r>
+    </w:p>
+    <w:p>
+      <w:pPr>
+        <w:pStyle w:val="Compact"/>
+        <w:numPr>
+          <w:ilvl w:val="0"/>
+          <w:numId w:val="1036"/>
+        </w:numPr>
+      </w:pPr>
+      <w:r>
+        <w:t xml:space="preserve">Quantity</w:t>
+      </w:r>
+    </w:p>
+    <w:p>
+      <w:pPr>
+        <w:pStyle w:val="Compact"/>
+        <w:numPr>
+          <w:ilvl w:val="0"/>
+          <w:numId w:val="1036"/>
+        </w:numPr>
+      </w:pPr>
+      <w:r>
+        <w:t xml:space="preserve">Money</w:t>
+      </w:r>
+    </w:p>
+    <w:p>
+      <w:pPr>
+        <w:pStyle w:val="Compact"/>
+        <w:numPr>
+          <w:ilvl w:val="0"/>
+          <w:numId w:val="1036"/>
+        </w:numPr>
+      </w:pPr>
+      <w:r>
+        <w:t xml:space="preserve">Currency</w:t>
+      </w:r>
+    </w:p>
+    <w:p>
+      <w:pPr>
+        <w:pStyle w:val="Compact"/>
+        <w:numPr>
+          <w:ilvl w:val="0"/>
+          <w:numId w:val="1036"/>
+        </w:numPr>
+      </w:pPr>
+      <w:r>
+        <w:t xml:space="preserve">Percentage</w:t>
+      </w:r>
+    </w:p>
+    <w:p>
+      <w:pPr>
+        <w:pStyle w:val="Compact"/>
+        <w:numPr>
+          <w:ilvl w:val="0"/>
+          <w:numId w:val="1036"/>
+        </w:numPr>
+      </w:pPr>
+      <w:r>
+        <w:t xml:space="preserve">Timestamp</w:t>
+      </w:r>
+    </w:p>
+    <w:p>
+      <w:pPr>
+        <w:pStyle w:val="FirstParagraph"/>
+      </w:pPr>
+      <w:r>
+        <w:t xml:space="preserve">Value Objects shall be immutable.</w:t>
+      </w:r>
+    </w:p>
+    <w:p>
+      <w:pPr>
+        <w:pStyle w:val="BodyText"/>
+      </w:pPr>
+      <w:r>
+        <w:t xml:space="preserve">Value Objects shall validate their own invariants where appropriate.</w:t>
       </w:r>
     </w:p>
     <w:p>
@@ -1266,22 +3641,22 @@
         </w:pict>
       </w:r>
     </w:p>
-    <w:bookmarkEnd w:id="22"/>
-    <w:bookmarkStart w:id="23" w:name="domain-invariants"/>
+    <w:bookmarkEnd w:id="49"/>
+    <w:bookmarkStart w:id="50" w:name="money"/>
     <w:p>
       <w:pPr>
         <w:pStyle w:val="Heading1"/>
       </w:pPr>
       <w:r>
-        <w:t xml:space="preserve">Domain Invariants</w:t>
-      </w:r>
-    </w:p>
-    <w:p>
-      <w:pPr>
-        <w:pStyle w:val="FirstParagraph"/>
-      </w:pPr>
-      <w:r>
-        <w:t xml:space="preserve">Business invariants must always be enforced inside the Domain.</w:t>
+        <w:t xml:space="preserve">Money</w:t>
+      </w:r>
+    </w:p>
+    <w:p>
+      <w:pPr>
+        <w:pStyle w:val="FirstParagraph"/>
+      </w:pPr>
+      <w:r>
+        <w:t xml:space="preserve">Money represents a monetary amount with currency context.</w:t>
       </w:r>
     </w:p>
     <w:p>
@@ -1289,63 +3664,47 @@
         <w:pStyle w:val="BodyText"/>
       </w:pPr>
       <w:r>
-        <w:t xml:space="preserve">Examples:</w:t>
-      </w:r>
-    </w:p>
-    <w:p>
-      <w:pPr>
-        <w:pStyle w:val="Compact"/>
-        <w:numPr>
-          <w:ilvl w:val="0"/>
-          <w:numId w:val="1011"/>
-        </w:numPr>
-      </w:pPr>
-      <w:r>
-        <w:t xml:space="preserve">portfolio consistency</w:t>
-      </w:r>
-    </w:p>
-    <w:p>
-      <w:pPr>
-        <w:pStyle w:val="Compact"/>
-        <w:numPr>
-          <w:ilvl w:val="0"/>
-          <w:numId w:val="1011"/>
-        </w:numPr>
-      </w:pPr>
-      <w:r>
-        <w:t xml:space="preserve">valid position state transitions</w:t>
-      </w:r>
-    </w:p>
-    <w:p>
-      <w:pPr>
-        <w:pStyle w:val="Compact"/>
-        <w:numPr>
-          <w:ilvl w:val="0"/>
-          <w:numId w:val="1011"/>
-        </w:numPr>
-      </w:pPr>
-      <w:r>
-        <w:t xml:space="preserve">order lifecycle integrity</w:t>
-      </w:r>
-    </w:p>
-    <w:p>
-      <w:pPr>
-        <w:pStyle w:val="Compact"/>
-        <w:numPr>
-          <w:ilvl w:val="0"/>
-          <w:numId w:val="1011"/>
-        </w:numPr>
-      </w:pPr>
-      <w:r>
-        <w:t xml:space="preserve">risk limit enforcement</w:t>
-      </w:r>
-    </w:p>
-    <w:p>
-      <w:pPr>
-        <w:pStyle w:val="FirstParagraph"/>
-      </w:pPr>
-      <w:r>
-        <w:t xml:space="preserve">Application or Infrastructure layers must never bypass domain rules.</w:t>
+        <w:t xml:space="preserve">Money shall contain:</w:t>
+      </w:r>
+    </w:p>
+    <w:p>
+      <w:pPr>
+        <w:pStyle w:val="Compact"/>
+        <w:numPr>
+          <w:ilvl w:val="0"/>
+          <w:numId w:val="1037"/>
+        </w:numPr>
+      </w:pPr>
+      <w:r>
+        <w:t xml:space="preserve">Amount</w:t>
+      </w:r>
+    </w:p>
+    <w:p>
+      <w:pPr>
+        <w:pStyle w:val="Compact"/>
+        <w:numPr>
+          <w:ilvl w:val="0"/>
+          <w:numId w:val="1037"/>
+        </w:numPr>
+      </w:pPr>
+      <w:r>
+        <w:t xml:space="preserve">Currency</w:t>
+      </w:r>
+    </w:p>
+    <w:p>
+      <w:pPr>
+        <w:pStyle w:val="FirstParagraph"/>
+      </w:pPr>
+      <w:r>
+        <w:t xml:space="preserve">Money values with incompatible currencies shall not be combined silently.</w:t>
+      </w:r>
+    </w:p>
+    <w:p>
+      <w:pPr>
+        <w:pStyle w:val="BodyText"/>
+      </w:pPr>
+      <w:r>
+        <w:t xml:space="preserve">Currency conversion requires explicit conversion context.</w:t>
       </w:r>
     </w:p>
     <w:p>
@@ -1355,70 +3714,38 @@
         </w:pict>
       </w:r>
     </w:p>
-    <w:bookmarkEnd w:id="23"/>
-    <w:bookmarkStart w:id="24" w:name="domain-evolution"/>
+    <w:bookmarkEnd w:id="50"/>
+    <w:bookmarkStart w:id="51" w:name="price"/>
     <w:p>
       <w:pPr>
         <w:pStyle w:val="Heading1"/>
       </w:pPr>
       <w:r>
-        <w:t xml:space="preserve">Domain Evolution</w:t>
-      </w:r>
-    </w:p>
-    <w:p>
-      <w:pPr>
-        <w:pStyle w:val="FirstParagraph"/>
-      </w:pPr>
-      <w:r>
-        <w:t xml:space="preserve">New business capabilities should:</w:t>
-      </w:r>
-    </w:p>
-    <w:p>
-      <w:pPr>
-        <w:pStyle w:val="Compact"/>
-        <w:numPr>
-          <w:ilvl w:val="0"/>
-          <w:numId w:val="1012"/>
-        </w:numPr>
-      </w:pPr>
-      <w:r>
-        <w:t xml:space="preserve">extend existing domains where appropriate</w:t>
-      </w:r>
-    </w:p>
-    <w:p>
-      <w:pPr>
-        <w:pStyle w:val="Compact"/>
-        <w:numPr>
-          <w:ilvl w:val="0"/>
-          <w:numId w:val="1012"/>
-        </w:numPr>
-      </w:pPr>
-      <w:r>
-        <w:t xml:space="preserve">avoid creating unnecessary domains</w:t>
-      </w:r>
-    </w:p>
-    <w:p>
-      <w:pPr>
-        <w:pStyle w:val="Compact"/>
-        <w:numPr>
-          <w:ilvl w:val="0"/>
-          <w:numId w:val="1012"/>
-        </w:numPr>
-      </w:pPr>
-      <w:r>
-        <w:t xml:space="preserve">preserve ubiquitous language</w:t>
-      </w:r>
-    </w:p>
-    <w:p>
-      <w:pPr>
-        <w:pStyle w:val="Compact"/>
-        <w:numPr>
-          <w:ilvl w:val="0"/>
-          <w:numId w:val="1012"/>
-        </w:numPr>
-      </w:pPr>
-      <w:r>
-        <w:t xml:space="preserve">maintain backward compatibility whenever practical</w:t>
+        <w:t xml:space="preserve">Price</w:t>
+      </w:r>
+    </w:p>
+    <w:p>
+      <w:pPr>
+        <w:pStyle w:val="FirstParagraph"/>
+      </w:pPr>
+      <w:r>
+        <w:t xml:space="preserve">Price represents an instrument price.</w:t>
+      </w:r>
+    </w:p>
+    <w:p>
+      <w:pPr>
+        <w:pStyle w:val="BodyText"/>
+      </w:pPr>
+      <w:r>
+        <w:t xml:space="preserve">Price shall preserve numeric precision appropriate to the business requirement.</w:t>
+      </w:r>
+    </w:p>
+    <w:p>
+      <w:pPr>
+        <w:pStyle w:val="BodyText"/>
+      </w:pPr>
+      <w:r>
+        <w:t xml:space="preserve">Price shall not contain provider-specific transport logic.</w:t>
       </w:r>
     </w:p>
     <w:p>
@@ -1428,94 +3755,38 @@
         </w:pict>
       </w:r>
     </w:p>
-    <w:bookmarkEnd w:id="24"/>
-    <w:bookmarkStart w:id="25" w:name="domain-review-checklist"/>
+    <w:bookmarkEnd w:id="51"/>
+    <w:bookmarkStart w:id="52" w:name="quantity"/>
     <w:p>
       <w:pPr>
         <w:pStyle w:val="Heading1"/>
       </w:pPr>
       <w:r>
-        <w:t xml:space="preserve">Domain Review Checklist</w:t>
-      </w:r>
-    </w:p>
-    <w:p>
-      <w:pPr>
-        <w:pStyle w:val="FirstParagraph"/>
-      </w:pPr>
-      <w:r>
-        <w:t xml:space="preserve">Before merging verify:</w:t>
-      </w:r>
-    </w:p>
-    <w:p>
-      <w:pPr>
-        <w:pStyle w:val="Compact"/>
-        <w:numPr>
-          <w:ilvl w:val="0"/>
-          <w:numId w:val="1013"/>
-        </w:numPr>
-      </w:pPr>
-      <w:r>
-        <w:t xml:space="preserve">business rules remain in Domain</w:t>
-      </w:r>
-    </w:p>
-    <w:p>
-      <w:pPr>
-        <w:pStyle w:val="Compact"/>
-        <w:numPr>
-          <w:ilvl w:val="0"/>
-          <w:numId w:val="1013"/>
-        </w:numPr>
-      </w:pPr>
-      <w:r>
-        <w:t xml:space="preserve">no infrastructure dependencies</w:t>
-      </w:r>
-    </w:p>
-    <w:p>
-      <w:pPr>
-        <w:pStyle w:val="Compact"/>
-        <w:numPr>
-          <w:ilvl w:val="0"/>
-          <w:numId w:val="1013"/>
-        </w:numPr>
-      </w:pPr>
-      <w:r>
-        <w:t xml:space="preserve">aggregates remain consistent</w:t>
-      </w:r>
-    </w:p>
-    <w:p>
-      <w:pPr>
-        <w:pStyle w:val="Compact"/>
-        <w:numPr>
-          <w:ilvl w:val="0"/>
-          <w:numId w:val="1013"/>
-        </w:numPr>
-      </w:pPr>
-      <w:r>
-        <w:t xml:space="preserve">value objects stay immutable</w:t>
-      </w:r>
-    </w:p>
-    <w:p>
-      <w:pPr>
-        <w:pStyle w:val="Compact"/>
-        <w:numPr>
-          <w:ilvl w:val="0"/>
-          <w:numId w:val="1013"/>
-        </w:numPr>
-      </w:pPr>
-      <w:r>
-        <w:t xml:space="preserve">repository interfaces only</w:t>
-      </w:r>
-    </w:p>
-    <w:p>
-      <w:pPr>
-        <w:pStyle w:val="Compact"/>
-        <w:numPr>
-          <w:ilvl w:val="0"/>
-          <w:numId w:val="1013"/>
-        </w:numPr>
-      </w:pPr>
-      <w:r>
-        <w:t xml:space="preserve">domain events remain business-oriented</w:t>
+        <w:t xml:space="preserve">Quantity</w:t>
+      </w:r>
+    </w:p>
+    <w:p>
+      <w:pPr>
+        <w:pStyle w:val="FirstParagraph"/>
+      </w:pPr>
+      <w:r>
+        <w:t xml:space="preserve">Quantity represents an instrument quantity.</w:t>
+      </w:r>
+    </w:p>
+    <w:p>
+      <w:pPr>
+        <w:pStyle w:val="BodyText"/>
+      </w:pPr>
+      <w:r>
+        <w:t xml:space="preserve">Quantity semantics may depend on instrument type.</w:t>
+      </w:r>
+    </w:p>
+    <w:p>
+      <w:pPr>
+        <w:pStyle w:val="BodyText"/>
+      </w:pPr>
+      <w:r>
+        <w:t xml:space="preserve">The Domain shall avoid implicit assumptions that all quantities represent whole shares.</w:t>
       </w:r>
     </w:p>
     <w:p>
@@ -1525,65 +3796,566 @@
         </w:pict>
       </w:r>
     </w:p>
-    <w:bookmarkEnd w:id="25"/>
-    <w:bookmarkStart w:id="26" w:name="related-documents"/>
+    <w:bookmarkEnd w:id="52"/>
+    <w:bookmarkStart w:id="53" w:name="percentage"/>
     <w:p>
       <w:pPr>
         <w:pStyle w:val="Heading1"/>
       </w:pPr>
       <w:r>
-        <w:t xml:space="preserve">Related Documents</w:t>
-      </w:r>
-    </w:p>
-    <w:p>
-      <w:pPr>
-        <w:pStyle w:val="Compact"/>
-        <w:numPr>
-          <w:ilvl w:val="0"/>
-          <w:numId w:val="1014"/>
-        </w:numPr>
-      </w:pPr>
-      <w:r>
-        <w:t xml:space="preserve">Architecture.md</w:t>
-      </w:r>
-    </w:p>
-    <w:p>
-      <w:pPr>
-        <w:pStyle w:val="Compact"/>
-        <w:numPr>
-          <w:ilvl w:val="0"/>
-          <w:numId w:val="1014"/>
-        </w:numPr>
-      </w:pPr>
-      <w:r>
-        <w:t xml:space="preserve">Infrastructure.md</w:t>
-      </w:r>
-    </w:p>
-    <w:p>
-      <w:pPr>
-        <w:pStyle w:val="Compact"/>
-        <w:numPr>
-          <w:ilvl w:val="0"/>
-          <w:numId w:val="1014"/>
-        </w:numPr>
-      </w:pPr>
-      <w:r>
-        <w:t xml:space="preserve">Product_Vision.md</w:t>
-      </w:r>
-    </w:p>
-    <w:p>
-      <w:pPr>
-        <w:pStyle w:val="Compact"/>
-        <w:numPr>
-          <w:ilvl w:val="0"/>
-          <w:numId w:val="1014"/>
-        </w:numPr>
-      </w:pPr>
-      <w:r>
-        <w:t xml:space="preserve">AGENTS.md</w:t>
-      </w:r>
-    </w:p>
-    <w:bookmarkEnd w:id="26"/>
+        <w:t xml:space="preserve">Percentage</w:t>
+      </w:r>
+    </w:p>
+    <w:p>
+      <w:pPr>
+        <w:pStyle w:val="FirstParagraph"/>
+      </w:pPr>
+      <w:r>
+        <w:t xml:space="preserve">Percentage represents a normalized percentage value.</w:t>
+      </w:r>
+    </w:p>
+    <w:p>
+      <w:pPr>
+        <w:pStyle w:val="BodyText"/>
+      </w:pPr>
+      <w:r>
+        <w:t xml:space="preserve">The internal representation shall be defined consistently.</w:t>
+      </w:r>
+    </w:p>
+    <w:p>
+      <w:pPr>
+        <w:pStyle w:val="BodyText"/>
+      </w:pPr>
+      <w:r>
+        <w:t xml:space="preserve">The system shall avoid mixing decimal and display percentage semantics implicitly.</w:t>
+      </w:r>
+    </w:p>
+    <w:p>
+      <w:r>
+        <w:pict>
+          <v:rect style="width:0;height:1.5pt" o:hralign="center" o:hrstd="t" o:hr="t"/>
+        </w:pict>
+      </w:r>
+    </w:p>
+    <w:bookmarkEnd w:id="53"/>
+    <w:bookmarkStart w:id="54" w:name="timestamp"/>
+    <w:p>
+      <w:pPr>
+        <w:pStyle w:val="Heading1"/>
+      </w:pPr>
+      <w:r>
+        <w:t xml:space="preserve">Timestamp</w:t>
+      </w:r>
+    </w:p>
+    <w:p>
+      <w:pPr>
+        <w:pStyle w:val="FirstParagraph"/>
+      </w:pPr>
+      <w:r>
+        <w:t xml:space="preserve">Timestamp represents business-relevant time.</w:t>
+      </w:r>
+    </w:p>
+    <w:p>
+      <w:pPr>
+        <w:pStyle w:val="BodyText"/>
+      </w:pPr>
+      <w:r>
+        <w:t xml:space="preserve">Timezone context shall remain explicit.</w:t>
+      </w:r>
+    </w:p>
+    <w:p>
+      <w:pPr>
+        <w:pStyle w:val="BodyText"/>
+      </w:pPr>
+      <w:r>
+        <w:t xml:space="preserve">The Domain shall not silently mix timezone semantics.</w:t>
+      </w:r>
+    </w:p>
+    <w:p>
+      <w:r>
+        <w:pict>
+          <v:rect style="width:0;height:1.5pt" o:hralign="center" o:hrstd="t" o:hr="t"/>
+        </w:pict>
+      </w:r>
+    </w:p>
+    <w:bookmarkEnd w:id="54"/>
+    <w:bookmarkStart w:id="55" w:name="aggregates"/>
+    <w:p>
+      <w:pPr>
+        <w:pStyle w:val="Heading1"/>
+      </w:pPr>
+      <w:r>
+        <w:t xml:space="preserve">Aggregates</w:t>
+      </w:r>
+    </w:p>
+    <w:p>
+      <w:pPr>
+        <w:pStyle w:val="FirstParagraph"/>
+      </w:pPr>
+      <w:r>
+        <w:t xml:space="preserve">Initial Aggregate Roots include:</w:t>
+      </w:r>
+    </w:p>
+    <w:p>
+      <w:pPr>
+        <w:pStyle w:val="Compact"/>
+        <w:numPr>
+          <w:ilvl w:val="0"/>
+          <w:numId w:val="1038"/>
+        </w:numPr>
+      </w:pPr>
+      <w:r>
+        <w:t xml:space="preserve">Watchlist</w:t>
+      </w:r>
+    </w:p>
+    <w:p>
+      <w:pPr>
+        <w:pStyle w:val="Compact"/>
+        <w:numPr>
+          <w:ilvl w:val="0"/>
+          <w:numId w:val="1038"/>
+        </w:numPr>
+      </w:pPr>
+      <w:r>
+        <w:t xml:space="preserve">Trading Candidate</w:t>
+      </w:r>
+    </w:p>
+    <w:p>
+      <w:pPr>
+        <w:pStyle w:val="Compact"/>
+        <w:numPr>
+          <w:ilvl w:val="0"/>
+          <w:numId w:val="1038"/>
+        </w:numPr>
+      </w:pPr>
+      <w:r>
+        <w:t xml:space="preserve">Trading Decision</w:t>
+      </w:r>
+    </w:p>
+    <w:p>
+      <w:pPr>
+        <w:pStyle w:val="Compact"/>
+        <w:numPr>
+          <w:ilvl w:val="0"/>
+          <w:numId w:val="1038"/>
+        </w:numPr>
+      </w:pPr>
+      <w:r>
+        <w:t xml:space="preserve">Portfolio</w:t>
+      </w:r>
+    </w:p>
+    <w:p>
+      <w:pPr>
+        <w:pStyle w:val="Compact"/>
+        <w:numPr>
+          <w:ilvl w:val="0"/>
+          <w:numId w:val="1038"/>
+        </w:numPr>
+      </w:pPr>
+      <w:r>
+        <w:t xml:space="preserve">Position</w:t>
+      </w:r>
+    </w:p>
+    <w:p>
+      <w:pPr>
+        <w:pStyle w:val="Compact"/>
+        <w:numPr>
+          <w:ilvl w:val="0"/>
+          <w:numId w:val="1038"/>
+        </w:numPr>
+      </w:pPr>
+      <w:r>
+        <w:t xml:space="preserve">Order</w:t>
+      </w:r>
+    </w:p>
+    <w:p>
+      <w:pPr>
+        <w:pStyle w:val="FirstParagraph"/>
+      </w:pPr>
+      <w:r>
+        <w:t xml:space="preserve">Trade Review may become an Aggregate Root when review lifecycle requirements justify independent consistency boundaries.</w:t>
+      </w:r>
+    </w:p>
+    <w:p>
+      <w:pPr>
+        <w:pStyle w:val="BodyText"/>
+      </w:pPr>
+      <w:r>
+        <w:t xml:space="preserve">Aggregate boundaries shall be based on business consistency requirements.</w:t>
+      </w:r>
+    </w:p>
+    <w:p>
+      <w:pPr>
+        <w:pStyle w:val="BodyText"/>
+      </w:pPr>
+      <w:r>
+        <w:t xml:space="preserve">Avoid large aggregates that coordinate unrelated capabilities.</w:t>
+      </w:r>
+    </w:p>
+    <w:p>
+      <w:r>
+        <w:pict>
+          <v:rect style="width:0;height:1.5pt" o:hralign="center" o:hrstd="t" o:hr="t"/>
+        </w:pict>
+      </w:r>
+    </w:p>
+    <w:bookmarkEnd w:id="55"/>
+    <w:bookmarkStart w:id="56" w:name="domain-services"/>
+    <w:p>
+      <w:pPr>
+        <w:pStyle w:val="Heading1"/>
+      </w:pPr>
+      <w:r>
+        <w:t xml:space="preserve">Domain Services</w:t>
+      </w:r>
+    </w:p>
+    <w:p>
+      <w:pPr>
+        <w:pStyle w:val="FirstParagraph"/>
+      </w:pPr>
+      <w:r>
+        <w:t xml:space="preserve">Domain Services contain business logic that does not naturally belong to one Entity or Value Object.</w:t>
+      </w:r>
+    </w:p>
+    <w:p>
+      <w:pPr>
+        <w:pStyle w:val="BodyText"/>
+      </w:pPr>
+      <w:r>
+        <w:t xml:space="preserve">Potential Domain Services include:</w:t>
+      </w:r>
+    </w:p>
+    <w:p>
+      <w:pPr>
+        <w:pStyle w:val="Compact"/>
+        <w:numPr>
+          <w:ilvl w:val="0"/>
+          <w:numId w:val="1039"/>
+        </w:numPr>
+      </w:pPr>
+      <w:r>
+        <w:t xml:space="preserve">Order Validation</w:t>
+      </w:r>
+    </w:p>
+    <w:p>
+      <w:pPr>
+        <w:pStyle w:val="Compact"/>
+        <w:numPr>
+          <w:ilvl w:val="0"/>
+          <w:numId w:val="1039"/>
+        </w:numPr>
+      </w:pPr>
+      <w:r>
+        <w:t xml:space="preserve">Risk Evaluation</w:t>
+      </w:r>
+    </w:p>
+    <w:p>
+      <w:pPr>
+        <w:pStyle w:val="Compact"/>
+        <w:numPr>
+          <w:ilvl w:val="0"/>
+          <w:numId w:val="1039"/>
+        </w:numPr>
+      </w:pPr>
+      <w:r>
+        <w:t xml:space="preserve">Portfolio Consistency Evaluation</w:t>
+      </w:r>
+    </w:p>
+    <w:p>
+      <w:pPr>
+        <w:pStyle w:val="Compact"/>
+        <w:numPr>
+          <w:ilvl w:val="0"/>
+          <w:numId w:val="1039"/>
+        </w:numPr>
+      </w:pPr>
+      <w:r>
+        <w:t xml:space="preserve">Position State Evaluation</w:t>
+      </w:r>
+    </w:p>
+    <w:p>
+      <w:pPr>
+        <w:pStyle w:val="FirstParagraph"/>
+      </w:pPr>
+      <w:r>
+        <w:t xml:space="preserve">Domain Services shall remain stateless where practical.</w:t>
+      </w:r>
+    </w:p>
+    <w:p>
+      <w:pPr>
+        <w:pStyle w:val="BodyText"/>
+      </w:pPr>
+      <w:r>
+        <w:t xml:space="preserve">Technical orchestration belongs to the Application layer.</w:t>
+      </w:r>
+    </w:p>
+    <w:p>
+      <w:r>
+        <w:pict>
+          <v:rect style="width:0;height:1.5pt" o:hralign="center" o:hrstd="t" o:hr="t"/>
+        </w:pict>
+      </w:r>
+    </w:p>
+    <w:bookmarkEnd w:id="56"/>
+    <w:bookmarkStart w:id="57" w:name="domain-events"/>
+    <w:p>
+      <w:pPr>
+        <w:pStyle w:val="Heading1"/>
+      </w:pPr>
+      <w:r>
+        <w:t xml:space="preserve">Domain Events</w:t>
+      </w:r>
+    </w:p>
+    <w:p>
+      <w:pPr>
+        <w:pStyle w:val="FirstParagraph"/>
+      </w:pPr>
+      <w:r>
+        <w:t xml:space="preserve">Domain Events represent meaningful business state changes.</w:t>
+      </w:r>
+    </w:p>
+    <w:p>
+      <w:pPr>
+        <w:pStyle w:val="BodyText"/>
+      </w:pPr>
+      <w:r>
+        <w:t xml:space="preserve">Events shall:</w:t>
+      </w:r>
+    </w:p>
+    <w:p>
+      <w:pPr>
+        <w:pStyle w:val="Compact"/>
+        <w:numPr>
+          <w:ilvl w:val="0"/>
+          <w:numId w:val="1040"/>
+        </w:numPr>
+      </w:pPr>
+      <w:r>
+        <w:t xml:space="preserve">use business language</w:t>
+      </w:r>
+    </w:p>
+    <w:p>
+      <w:pPr>
+        <w:pStyle w:val="Compact"/>
+        <w:numPr>
+          <w:ilvl w:val="0"/>
+          <w:numId w:val="1040"/>
+        </w:numPr>
+      </w:pPr>
+      <w:r>
+        <w:t xml:space="preserve">be immutable</w:t>
+      </w:r>
+    </w:p>
+    <w:p>
+      <w:pPr>
+        <w:pStyle w:val="Compact"/>
+        <w:numPr>
+          <w:ilvl w:val="0"/>
+          <w:numId w:val="1040"/>
+        </w:numPr>
+      </w:pPr>
+      <w:r>
+        <w:t xml:space="preserve">represent completed state changes</w:t>
+      </w:r>
+    </w:p>
+    <w:p>
+      <w:pPr>
+        <w:pStyle w:val="Compact"/>
+        <w:numPr>
+          <w:ilvl w:val="0"/>
+          <w:numId w:val="1040"/>
+        </w:numPr>
+      </w:pPr>
+      <w:r>
+        <w:t xml:space="preserve">contain sufficient business identity</w:t>
+      </w:r>
+    </w:p>
+    <w:p>
+      <w:pPr>
+        <w:pStyle w:val="Compact"/>
+        <w:numPr>
+          <w:ilvl w:val="0"/>
+          <w:numId w:val="1040"/>
+        </w:numPr>
+      </w:pPr>
+      <w:r>
+        <w:t xml:space="preserve">avoid infrastructure-specific information</w:t>
+      </w:r>
+    </w:p>
+    <w:p>
+      <w:pPr>
+        <w:pStyle w:val="FirstParagraph"/>
+      </w:pPr>
+      <w:r>
+        <w:t xml:space="preserve">Examples:</w:t>
+      </w:r>
+    </w:p>
+    <w:p>
+      <w:pPr>
+        <w:pStyle w:val="Compact"/>
+        <w:numPr>
+          <w:ilvl w:val="0"/>
+          <w:numId w:val="1041"/>
+        </w:numPr>
+      </w:pPr>
+      <w:r>
+        <w:t xml:space="preserve">TradingCandidateCreated</w:t>
+      </w:r>
+    </w:p>
+    <w:p>
+      <w:pPr>
+        <w:pStyle w:val="Compact"/>
+        <w:numPr>
+          <w:ilvl w:val="0"/>
+          <w:numId w:val="1041"/>
+        </w:numPr>
+      </w:pPr>
+      <w:r>
+        <w:t xml:space="preserve">TradingDecisionAccepted</w:t>
+      </w:r>
+    </w:p>
+    <w:p>
+      <w:pPr>
+        <w:pStyle w:val="Compact"/>
+        <w:numPr>
+          <w:ilvl w:val="0"/>
+          <w:numId w:val="1041"/>
+        </w:numPr>
+      </w:pPr>
+      <w:r>
+        <w:t xml:space="preserve">OrderSubmitted</w:t>
+      </w:r>
+    </w:p>
+    <w:p>
+      <w:pPr>
+        <w:pStyle w:val="Compact"/>
+        <w:numPr>
+          <w:ilvl w:val="0"/>
+          <w:numId w:val="1041"/>
+        </w:numPr>
+      </w:pPr>
+      <w:r>
+        <w:t xml:space="preserve">OrderFilled</w:t>
+      </w:r>
+    </w:p>
+    <w:p>
+      <w:pPr>
+        <w:pStyle w:val="Compact"/>
+        <w:numPr>
+          <w:ilvl w:val="0"/>
+          <w:numId w:val="1041"/>
+        </w:numPr>
+      </w:pPr>
+      <w:r>
+        <w:t xml:space="preserve">PositionOpened</w:t>
+      </w:r>
+    </w:p>
+    <w:p>
+      <w:pPr>
+        <w:pStyle w:val="Compact"/>
+        <w:numPr>
+          <w:ilvl w:val="0"/>
+          <w:numId w:val="1041"/>
+        </w:numPr>
+      </w:pPr>
+      <w:r>
+        <w:t xml:space="preserve">PositionClosed</w:t>
+      </w:r>
+    </w:p>
+    <w:p>
+      <w:pPr>
+        <w:pStyle w:val="Compact"/>
+        <w:numPr>
+          <w:ilvl w:val="0"/>
+          <w:numId w:val="1041"/>
+        </w:numPr>
+      </w:pPr>
+      <w:r>
+        <w:t xml:space="preserve">RiskLimitExceeded</w:t>
+      </w:r>
+    </w:p>
+    <w:p>
+      <w:pPr>
+        <w:pStyle w:val="FirstParagraph"/>
+      </w:pPr>
+      <w:r>
+        <w:t xml:space="preserve">Domain Events shall not be used as arbitrary method-call replacements.</w:t>
+      </w:r>
+    </w:p>
+    <w:p>
+      <w:r>
+        <w:pict>
+          <v:rect style="width:0;height:1.5pt" o:hralign="center" o:hrstd="t" o:hr="t"/>
+        </w:pict>
+      </w:r>
+    </w:p>
+    <w:bookmarkEnd w:id="57"/>
+    <w:bookmarkStart w:id="58" w:name="repository-abstractions"/>
+    <w:p>
+      <w:pPr>
+        <w:pStyle w:val="Heading1"/>
+      </w:pPr>
+      <w:r>
+        <w:t xml:space="preserve">Repository Abstractions</w:t>
+      </w:r>
+    </w:p>
+    <w:p>
+      <w:pPr>
+        <w:pStyle w:val="FirstParagraph"/>
+      </w:pPr>
+      <w:r>
+        <w:t xml:space="preserve">Repository abstractions may be defined in the Domain or Application layer depending on ownership and use-case requirements.</w:t>
+      </w:r>
+    </w:p>
+    <w:p>
+      <w:pPr>
+        <w:pStyle w:val="BodyText"/>
+      </w:pPr>
+      <w:r>
+        <w:t xml:space="preserve">Implementations belong to Infrastructure.</w:t>
+      </w:r>
+    </w:p>
+    <w:p>
+      <w:pPr>
+        <w:pStyle w:val="BodyText"/>
+      </w:pPr>
+      <w:r>
+        <w:t xml:space="preserve">Example:</w:t>
+      </w:r>
+    </w:p>
+    <w:p>
+      <w:pPr>
+        <w:pStyle w:val="BodyText"/>
+      </w:pPr>
+      <w:r>
+        <w:t xml:space="preserve">```text</w:t>
+      </w:r>
+      <w:r>
+        <w:t xml:space="preserve"> </w:t>
+      </w:r>
+      <w:r>
+        <w:t xml:space="preserve">OrderRepository</w:t>
+      </w:r>
+      <w:r>
+        <w:t xml:space="preserve"> </w:t>
+      </w:r>
+      <w:r>
+        <w:t xml:space="preserve">│</w:t>
+      </w:r>
+      <w:r>
+        <w:t xml:space="preserve"> </w:t>
+      </w:r>
+      <w:r>
+        <w:t xml:space="preserve">▼</w:t>
+      </w:r>
+      <w:r>
+        <w:t xml:space="preserve"> </w:t>
+      </w:r>
+      <w:r>
+        <w:t xml:space="preserve">SqlAlchemyOrderRepository</w:t>
+      </w:r>
+    </w:p>
+    <w:bookmarkEnd w:id="58"/>
     <w:sectPr>
       <w:footnotePr>
         <w:numRestart w:val="eachSect"/>
@@ -1840,6 +4612,87 @@
     <w:abstractNumId w:val="991"/>
   </w:num>
   <w:num w:numId="1014">
+    <w:abstractNumId w:val="991"/>
+  </w:num>
+  <w:num w:numId="1015">
+    <w:abstractNumId w:val="991"/>
+  </w:num>
+  <w:num w:numId="1016">
+    <w:abstractNumId w:val="991"/>
+  </w:num>
+  <w:num w:numId="1017">
+    <w:abstractNumId w:val="991"/>
+  </w:num>
+  <w:num w:numId="1018">
+    <w:abstractNumId w:val="991"/>
+  </w:num>
+  <w:num w:numId="1019">
+    <w:abstractNumId w:val="991"/>
+  </w:num>
+  <w:num w:numId="1020">
+    <w:abstractNumId w:val="991"/>
+  </w:num>
+  <w:num w:numId="1021">
+    <w:abstractNumId w:val="991"/>
+  </w:num>
+  <w:num w:numId="1022">
+    <w:abstractNumId w:val="991"/>
+  </w:num>
+  <w:num w:numId="1023">
+    <w:abstractNumId w:val="991"/>
+  </w:num>
+  <w:num w:numId="1024">
+    <w:abstractNumId w:val="991"/>
+  </w:num>
+  <w:num w:numId="1025">
+    <w:abstractNumId w:val="991"/>
+  </w:num>
+  <w:num w:numId="1026">
+    <w:abstractNumId w:val="991"/>
+  </w:num>
+  <w:num w:numId="1027">
+    <w:abstractNumId w:val="991"/>
+  </w:num>
+  <w:num w:numId="1028">
+    <w:abstractNumId w:val="991"/>
+  </w:num>
+  <w:num w:numId="1029">
+    <w:abstractNumId w:val="991"/>
+  </w:num>
+  <w:num w:numId="1030">
+    <w:abstractNumId w:val="991"/>
+  </w:num>
+  <w:num w:numId="1031">
+    <w:abstractNumId w:val="991"/>
+  </w:num>
+  <w:num w:numId="1032">
+    <w:abstractNumId w:val="991"/>
+  </w:num>
+  <w:num w:numId="1033">
+    <w:abstractNumId w:val="991"/>
+  </w:num>
+  <w:num w:numId="1034">
+    <w:abstractNumId w:val="991"/>
+  </w:num>
+  <w:num w:numId="1035">
+    <w:abstractNumId w:val="991"/>
+  </w:num>
+  <w:num w:numId="1036">
+    <w:abstractNumId w:val="991"/>
+  </w:num>
+  <w:num w:numId="1037">
+    <w:abstractNumId w:val="991"/>
+  </w:num>
+  <w:num w:numId="1038">
+    <w:abstractNumId w:val="991"/>
+  </w:num>
+  <w:num w:numId="1039">
+    <w:abstractNumId w:val="991"/>
+  </w:num>
+  <w:num w:numId="1040">
+    <w:abstractNumId w:val="991"/>
+  </w:num>
+  <w:num w:numId="1041">
     <w:abstractNumId w:val="991"/>
   </w:num>
 </w:numbering>
